--- a/models/PNRR/DNSH_26.docx
+++ b/models/PNRR/DNSH_26.docx
@@ -1,6 +1,6 @@
 
 <file path=word/document.xml><?xml version="1.0" encoding="utf-8"?>
-<w:document xmlns:wpc="http://schemas.microsoft.com/office/word/2010/wordprocessingCanvas" xmlns:cx="http://schemas.microsoft.com/office/drawing/2014/chartex" xmlns:cx1="http://schemas.microsoft.com/office/drawing/2015/9/8/chartex" xmlns:cx2="http://schemas.microsoft.com/office/drawing/2015/10/21/chartex" xmlns:cx3="http://schemas.microsoft.com/office/drawing/2016/5/9/chartex" xmlns:cx4="http://schemas.microsoft.com/office/drawing/2016/5/10/chartex" xmlns:cx5="http://schemas.microsoft.com/office/drawing/2016/5/11/chartex" xmlns:cx6="http://schemas.microsoft.com/office/drawing/2016/5/12/chartex" xmlns:cx7="http://schemas.microsoft.com/office/drawing/2016/5/13/chartex" xmlns:cx8="http://schemas.microsoft.com/office/drawing/2016/5/14/chartex" xmlns:mc="http://schemas.openxmlformats.org/markup-compatibility/2006" xmlns:aink="http://schemas.microsoft.com/office/drawing/2016/ink" xmlns:am3d="http://schemas.microsoft.com/office/drawing/2017/model3d" xmlns:o="urn:schemas-microsoft-com:office:office" xmlns:r="http://schemas.openxmlformats.org/officeDocument/2006/relationships" xmlns:m="http://schemas.openxmlformats.org/officeDocument/2006/math" xmlns:v="urn:schemas-microsoft-com:vml" xmlns:wp14="http://schemas.microsoft.com/office/word/2010/wordprocessingDrawing" xmlns:wp="http://schemas.openxmlformats.org/drawingml/2006/wordprocessingDrawing" xmlns:w10="urn:schemas-microsoft-com:office:word" xmlns:w="http://schemas.openxmlformats.org/wordprocessingml/2006/main" xmlns:w14="http://schemas.microsoft.com/office/word/2010/wordml" xmlns:w15="http://schemas.microsoft.com/office/word/2012/wordml" xmlns:w16cex="http://schemas.microsoft.com/office/word/2018/wordml/cex" xmlns:w16cid="http://schemas.microsoft.com/office/word/2016/wordml/cid" xmlns:w16="http://schemas.microsoft.com/office/word/2018/wordml" xmlns:w16sdtdh="http://schemas.microsoft.com/office/word/2020/wordml/sdtdatahash" xmlns:w16se="http://schemas.microsoft.com/office/word/2015/wordml/symex" xmlns:wpg="http://schemas.microsoft.com/office/word/2010/wordprocessingGroup" xmlns:wpi="http://schemas.microsoft.com/office/word/2010/wordprocessingInk" xmlns:wne="http://schemas.microsoft.com/office/word/2006/wordml" xmlns:wps="http://schemas.microsoft.com/office/word/2010/wordprocessingShape" mc:Ignorable="w14 w15 w16se w16cid w16 w16cex w16sdtdh wp14">
+<w:document xmlns:wpc="http://schemas.microsoft.com/office/word/2010/wordprocessingCanvas" xmlns:cx="http://schemas.microsoft.com/office/drawing/2014/chartex" xmlns:cx1="http://schemas.microsoft.com/office/drawing/2015/9/8/chartex" xmlns:cx2="http://schemas.microsoft.com/office/drawing/2015/10/21/chartex" xmlns:cx3="http://schemas.microsoft.com/office/drawing/2016/5/9/chartex" xmlns:cx4="http://schemas.microsoft.com/office/drawing/2016/5/10/chartex" xmlns:cx5="http://schemas.microsoft.com/office/drawing/2016/5/11/chartex" xmlns:cx6="http://schemas.microsoft.com/office/drawing/2016/5/12/chartex" xmlns:cx7="http://schemas.microsoft.com/office/drawing/2016/5/13/chartex" xmlns:cx8="http://schemas.microsoft.com/office/drawing/2016/5/14/chartex" xmlns:mc="http://schemas.openxmlformats.org/markup-compatibility/2006" xmlns:aink="http://schemas.microsoft.com/office/drawing/2016/ink" xmlns:am3d="http://schemas.microsoft.com/office/drawing/2017/model3d" xmlns:o="urn:schemas-microsoft-com:office:office" xmlns:oel="http://schemas.microsoft.com/office/2019/extlst" xmlns:r="http://schemas.openxmlformats.org/officeDocument/2006/relationships" xmlns:m="http://schemas.openxmlformats.org/officeDocument/2006/math" xmlns:v="urn:schemas-microsoft-com:vml" xmlns:wp14="http://schemas.microsoft.com/office/word/2010/wordprocessingDrawing" xmlns:wp="http://schemas.openxmlformats.org/drawingml/2006/wordprocessingDrawing" xmlns:w10="urn:schemas-microsoft-com:office:word" xmlns:w="http://schemas.openxmlformats.org/wordprocessingml/2006/main" xmlns:w14="http://schemas.microsoft.com/office/word/2010/wordml" xmlns:w15="http://schemas.microsoft.com/office/word/2012/wordml" xmlns:w16cex="http://schemas.microsoft.com/office/word/2018/wordml/cex" xmlns:w16cid="http://schemas.microsoft.com/office/word/2016/wordml/cid" xmlns:w16="http://schemas.microsoft.com/office/word/2018/wordml" xmlns:w16sdtdh="http://schemas.microsoft.com/office/word/2020/wordml/sdtdatahash" xmlns:w16se="http://schemas.microsoft.com/office/word/2015/wordml/symex" xmlns:wpg="http://schemas.microsoft.com/office/word/2010/wordprocessingGroup" xmlns:wpi="http://schemas.microsoft.com/office/word/2010/wordprocessingInk" xmlns:wne="http://schemas.microsoft.com/office/word/2006/wordml" xmlns:wps="http://schemas.microsoft.com/office/word/2010/wordprocessingShape" mc:Ignorable="w14 w15 w16se w16cid w16 w16cex w16sdtdh wp14">
   <w:body>
     <w:p>
       <w:pPr>
@@ -1181,7 +1181,6 @@
                 <w:sz w:val="16"/>
                 <w:szCs w:val="16"/>
               </w:rPr>
-              <w:lastRenderedPageBreak/>
               <w:t>Ex-post</w:t>
             </w:r>
           </w:p>
@@ -1334,8 +1333,12 @@
       </w:pPr>
     </w:p>
     <w:sectPr>
-      <w:headerReference w:type="default" r:id="rId11"/>
-      <w:footerReference w:type="default" r:id="rId12"/>
+      <w:headerReference w:type="even" r:id="rId11"/>
+      <w:headerReference w:type="default" r:id="rId12"/>
+      <w:footerReference w:type="even" r:id="rId13"/>
+      <w:footerReference w:type="default" r:id="rId14"/>
+      <w:headerReference w:type="first" r:id="rId15"/>
+      <w:footerReference w:type="first" r:id="rId16"/>
       <w:pgSz w:w="11910" w:h="16840"/>
       <w:pgMar w:top="1340" w:right="1020" w:bottom="700" w:left="1020" w:header="283" w:footer="1134" w:gutter="0"/>
       <w:pgNumType w:start="253"/>
@@ -1347,7 +1350,7 @@
 </file>
 
 <file path=word/endnotes.xml><?xml version="1.0" encoding="utf-8"?>
-<w:endnotes xmlns:wpc="http://schemas.microsoft.com/office/word/2010/wordprocessingCanvas" xmlns:cx="http://schemas.microsoft.com/office/drawing/2014/chartex" xmlns:cx1="http://schemas.microsoft.com/office/drawing/2015/9/8/chartex" xmlns:cx2="http://schemas.microsoft.com/office/drawing/2015/10/21/chartex" xmlns:cx3="http://schemas.microsoft.com/office/drawing/2016/5/9/chartex" xmlns:cx4="http://schemas.microsoft.com/office/drawing/2016/5/10/chartex" xmlns:cx5="http://schemas.microsoft.com/office/drawing/2016/5/11/chartex" xmlns:cx6="http://schemas.microsoft.com/office/drawing/2016/5/12/chartex" xmlns:cx7="http://schemas.microsoft.com/office/drawing/2016/5/13/chartex" xmlns:cx8="http://schemas.microsoft.com/office/drawing/2016/5/14/chartex" xmlns:mc="http://schemas.openxmlformats.org/markup-compatibility/2006" xmlns:aink="http://schemas.microsoft.com/office/drawing/2016/ink" xmlns:am3d="http://schemas.microsoft.com/office/drawing/2017/model3d" xmlns:o="urn:schemas-microsoft-com:office:office" xmlns:r="http://schemas.openxmlformats.org/officeDocument/2006/relationships" xmlns:m="http://schemas.openxmlformats.org/officeDocument/2006/math" xmlns:v="urn:schemas-microsoft-com:vml" xmlns:wp14="http://schemas.microsoft.com/office/word/2010/wordprocessingDrawing" xmlns:wp="http://schemas.openxmlformats.org/drawingml/2006/wordprocessingDrawing" xmlns:w10="urn:schemas-microsoft-com:office:word" xmlns:w="http://schemas.openxmlformats.org/wordprocessingml/2006/main" xmlns:w14="http://schemas.microsoft.com/office/word/2010/wordml" xmlns:w15="http://schemas.microsoft.com/office/word/2012/wordml" xmlns:w16cex="http://schemas.microsoft.com/office/word/2018/wordml/cex" xmlns:w16cid="http://schemas.microsoft.com/office/word/2016/wordml/cid" xmlns:w16="http://schemas.microsoft.com/office/word/2018/wordml" xmlns:w16sdtdh="http://schemas.microsoft.com/office/word/2020/wordml/sdtdatahash" xmlns:w16se="http://schemas.microsoft.com/office/word/2015/wordml/symex" xmlns:wpg="http://schemas.microsoft.com/office/word/2010/wordprocessingGroup" xmlns:wpi="http://schemas.microsoft.com/office/word/2010/wordprocessingInk" xmlns:wne="http://schemas.microsoft.com/office/word/2006/wordml" xmlns:wps="http://schemas.microsoft.com/office/word/2010/wordprocessingShape" mc:Ignorable="w14 w15 w16se w16cid w16 w16cex w16sdtdh wp14">
+<w:endnotes xmlns:wpc="http://schemas.microsoft.com/office/word/2010/wordprocessingCanvas" xmlns:cx="http://schemas.microsoft.com/office/drawing/2014/chartex" xmlns:cx1="http://schemas.microsoft.com/office/drawing/2015/9/8/chartex" xmlns:cx2="http://schemas.microsoft.com/office/drawing/2015/10/21/chartex" xmlns:cx3="http://schemas.microsoft.com/office/drawing/2016/5/9/chartex" xmlns:cx4="http://schemas.microsoft.com/office/drawing/2016/5/10/chartex" xmlns:cx5="http://schemas.microsoft.com/office/drawing/2016/5/11/chartex" xmlns:cx6="http://schemas.microsoft.com/office/drawing/2016/5/12/chartex" xmlns:cx7="http://schemas.microsoft.com/office/drawing/2016/5/13/chartex" xmlns:cx8="http://schemas.microsoft.com/office/drawing/2016/5/14/chartex" xmlns:mc="http://schemas.openxmlformats.org/markup-compatibility/2006" xmlns:aink="http://schemas.microsoft.com/office/drawing/2016/ink" xmlns:am3d="http://schemas.microsoft.com/office/drawing/2017/model3d" xmlns:o="urn:schemas-microsoft-com:office:office" xmlns:oel="http://schemas.microsoft.com/office/2019/extlst" xmlns:r="http://schemas.openxmlformats.org/officeDocument/2006/relationships" xmlns:m="http://schemas.openxmlformats.org/officeDocument/2006/math" xmlns:v="urn:schemas-microsoft-com:vml" xmlns:wp14="http://schemas.microsoft.com/office/word/2010/wordprocessingDrawing" xmlns:wp="http://schemas.openxmlformats.org/drawingml/2006/wordprocessingDrawing" xmlns:w10="urn:schemas-microsoft-com:office:word" xmlns:w="http://schemas.openxmlformats.org/wordprocessingml/2006/main" xmlns:w14="http://schemas.microsoft.com/office/word/2010/wordml" xmlns:w15="http://schemas.microsoft.com/office/word/2012/wordml" xmlns:w16cex="http://schemas.microsoft.com/office/word/2018/wordml/cex" xmlns:w16cid="http://schemas.microsoft.com/office/word/2016/wordml/cid" xmlns:w16="http://schemas.microsoft.com/office/word/2018/wordml" xmlns:w16sdtdh="http://schemas.microsoft.com/office/word/2020/wordml/sdtdatahash" xmlns:w16se="http://schemas.microsoft.com/office/word/2015/wordml/symex" xmlns:wpg="http://schemas.microsoft.com/office/word/2010/wordprocessingGroup" xmlns:wpi="http://schemas.microsoft.com/office/word/2010/wordprocessingInk" xmlns:wne="http://schemas.microsoft.com/office/word/2006/wordml" xmlns:wps="http://schemas.microsoft.com/office/word/2010/wordprocessingShape" mc:Ignorable="w14 w15 w16se w16cid w16 w16cex w16sdtdh wp14">
   <w:endnote w:type="separator" w:id="-1">
     <w:p>
       <w:r>
@@ -1366,7 +1369,17 @@
 </file>
 
 <file path=word/footer1.xml><?xml version="1.0" encoding="utf-8"?>
-<w:ftr xmlns:wpc="http://schemas.microsoft.com/office/word/2010/wordprocessingCanvas" xmlns:cx="http://schemas.microsoft.com/office/drawing/2014/chartex" xmlns:cx1="http://schemas.microsoft.com/office/drawing/2015/9/8/chartex" xmlns:cx2="http://schemas.microsoft.com/office/drawing/2015/10/21/chartex" xmlns:cx3="http://schemas.microsoft.com/office/drawing/2016/5/9/chartex" xmlns:cx4="http://schemas.microsoft.com/office/drawing/2016/5/10/chartex" xmlns:cx5="http://schemas.microsoft.com/office/drawing/2016/5/11/chartex" xmlns:cx6="http://schemas.microsoft.com/office/drawing/2016/5/12/chartex" xmlns:cx7="http://schemas.microsoft.com/office/drawing/2016/5/13/chartex" xmlns:cx8="http://schemas.microsoft.com/office/drawing/2016/5/14/chartex" xmlns:mc="http://schemas.openxmlformats.org/markup-compatibility/2006" xmlns:aink="http://schemas.microsoft.com/office/drawing/2016/ink" xmlns:am3d="http://schemas.microsoft.com/office/drawing/2017/model3d" xmlns:o="urn:schemas-microsoft-com:office:office" xmlns:r="http://schemas.openxmlformats.org/officeDocument/2006/relationships" xmlns:m="http://schemas.openxmlformats.org/officeDocument/2006/math" xmlns:v="urn:schemas-microsoft-com:vml" xmlns:wp14="http://schemas.microsoft.com/office/word/2010/wordprocessingDrawing" xmlns:wp="http://schemas.openxmlformats.org/drawingml/2006/wordprocessingDrawing" xmlns:w10="urn:schemas-microsoft-com:office:word" xmlns:w="http://schemas.openxmlformats.org/wordprocessingml/2006/main" xmlns:w14="http://schemas.microsoft.com/office/word/2010/wordml" xmlns:w15="http://schemas.microsoft.com/office/word/2012/wordml" xmlns:w16cex="http://schemas.microsoft.com/office/word/2018/wordml/cex" xmlns:w16cid="http://schemas.microsoft.com/office/word/2016/wordml/cid" xmlns:w16="http://schemas.microsoft.com/office/word/2018/wordml" xmlns:w16sdtdh="http://schemas.microsoft.com/office/word/2020/wordml/sdtdatahash" xmlns:w16se="http://schemas.microsoft.com/office/word/2015/wordml/symex" xmlns:wpg="http://schemas.microsoft.com/office/word/2010/wordprocessingGroup" xmlns:wpi="http://schemas.microsoft.com/office/word/2010/wordprocessingInk" xmlns:wne="http://schemas.microsoft.com/office/word/2006/wordml" xmlns:wps="http://schemas.microsoft.com/office/word/2010/wordprocessingShape" mc:Ignorable="w14 w15 w16se w16cid w16 w16cex w16sdtdh wp14">
+<w:ftr xmlns:wpc="http://schemas.microsoft.com/office/word/2010/wordprocessingCanvas" xmlns:cx="http://schemas.microsoft.com/office/drawing/2014/chartex" xmlns:cx1="http://schemas.microsoft.com/office/drawing/2015/9/8/chartex" xmlns:cx2="http://schemas.microsoft.com/office/drawing/2015/10/21/chartex" xmlns:cx3="http://schemas.microsoft.com/office/drawing/2016/5/9/chartex" xmlns:cx4="http://schemas.microsoft.com/office/drawing/2016/5/10/chartex" xmlns:cx5="http://schemas.microsoft.com/office/drawing/2016/5/11/chartex" xmlns:cx6="http://schemas.microsoft.com/office/drawing/2016/5/12/chartex" xmlns:cx7="http://schemas.microsoft.com/office/drawing/2016/5/13/chartex" xmlns:cx8="http://schemas.microsoft.com/office/drawing/2016/5/14/chartex" xmlns:mc="http://schemas.openxmlformats.org/markup-compatibility/2006" xmlns:aink="http://schemas.microsoft.com/office/drawing/2016/ink" xmlns:am3d="http://schemas.microsoft.com/office/drawing/2017/model3d" xmlns:o="urn:schemas-microsoft-com:office:office" xmlns:oel="http://schemas.microsoft.com/office/2019/extlst" xmlns:r="http://schemas.openxmlformats.org/officeDocument/2006/relationships" xmlns:m="http://schemas.openxmlformats.org/officeDocument/2006/math" xmlns:v="urn:schemas-microsoft-com:vml" xmlns:wp14="http://schemas.microsoft.com/office/word/2010/wordprocessingDrawing" xmlns:wp="http://schemas.openxmlformats.org/drawingml/2006/wordprocessingDrawing" xmlns:w10="urn:schemas-microsoft-com:office:word" xmlns:w="http://schemas.openxmlformats.org/wordprocessingml/2006/main" xmlns:w14="http://schemas.microsoft.com/office/word/2010/wordml" xmlns:w15="http://schemas.microsoft.com/office/word/2012/wordml" xmlns:w16cex="http://schemas.microsoft.com/office/word/2018/wordml/cex" xmlns:w16cid="http://schemas.microsoft.com/office/word/2016/wordml/cid" xmlns:w16="http://schemas.microsoft.com/office/word/2018/wordml" xmlns:w16sdtdh="http://schemas.microsoft.com/office/word/2020/wordml/sdtdatahash" xmlns:w16se="http://schemas.microsoft.com/office/word/2015/wordml/symex" xmlns:wpg="http://schemas.microsoft.com/office/word/2010/wordprocessingGroup" xmlns:wpi="http://schemas.microsoft.com/office/word/2010/wordprocessingInk" xmlns:wne="http://schemas.microsoft.com/office/word/2006/wordml" xmlns:wps="http://schemas.microsoft.com/office/word/2010/wordprocessingShape" mc:Ignorable="w14 w15 w16se w16cid w16 w16cex w16sdtdh wp14">
+  <w:p>
+    <w:pPr>
+      <w:pStyle w:val="Pidipagina"/>
+    </w:pPr>
+  </w:p>
+</w:ftr>
+</file>
+
+<file path=word/footer2.xml><?xml version="1.0" encoding="utf-8"?>
+<w:ftr xmlns:wpc="http://schemas.microsoft.com/office/word/2010/wordprocessingCanvas" xmlns:cx="http://schemas.microsoft.com/office/drawing/2014/chartex" xmlns:cx1="http://schemas.microsoft.com/office/drawing/2015/9/8/chartex" xmlns:cx2="http://schemas.microsoft.com/office/drawing/2015/10/21/chartex" xmlns:cx3="http://schemas.microsoft.com/office/drawing/2016/5/9/chartex" xmlns:cx4="http://schemas.microsoft.com/office/drawing/2016/5/10/chartex" xmlns:cx5="http://schemas.microsoft.com/office/drawing/2016/5/11/chartex" xmlns:cx6="http://schemas.microsoft.com/office/drawing/2016/5/12/chartex" xmlns:cx7="http://schemas.microsoft.com/office/drawing/2016/5/13/chartex" xmlns:cx8="http://schemas.microsoft.com/office/drawing/2016/5/14/chartex" xmlns:mc="http://schemas.openxmlformats.org/markup-compatibility/2006" xmlns:aink="http://schemas.microsoft.com/office/drawing/2016/ink" xmlns:am3d="http://schemas.microsoft.com/office/drawing/2017/model3d" xmlns:o="urn:schemas-microsoft-com:office:office" xmlns:oel="http://schemas.microsoft.com/office/2019/extlst" xmlns:r="http://schemas.openxmlformats.org/officeDocument/2006/relationships" xmlns:m="http://schemas.openxmlformats.org/officeDocument/2006/math" xmlns:v="urn:schemas-microsoft-com:vml" xmlns:wp14="http://schemas.microsoft.com/office/word/2010/wordprocessingDrawing" xmlns:wp="http://schemas.openxmlformats.org/drawingml/2006/wordprocessingDrawing" xmlns:w10="urn:schemas-microsoft-com:office:word" xmlns:w="http://schemas.openxmlformats.org/wordprocessingml/2006/main" xmlns:w14="http://schemas.microsoft.com/office/word/2010/wordml" xmlns:w15="http://schemas.microsoft.com/office/word/2012/wordml" xmlns:w16cex="http://schemas.microsoft.com/office/word/2018/wordml/cex" xmlns:w16cid="http://schemas.microsoft.com/office/word/2016/wordml/cid" xmlns:w16="http://schemas.microsoft.com/office/word/2018/wordml" xmlns:w16sdtdh="http://schemas.microsoft.com/office/word/2020/wordml/sdtdatahash" xmlns:w16se="http://schemas.microsoft.com/office/word/2015/wordml/symex" xmlns:wpg="http://schemas.microsoft.com/office/word/2010/wordprocessingGroup" xmlns:wpi="http://schemas.microsoft.com/office/word/2010/wordprocessingInk" xmlns:wne="http://schemas.microsoft.com/office/word/2006/wordml" xmlns:wps="http://schemas.microsoft.com/office/word/2010/wordprocessingShape" mc:Ignorable="w14 w15 w16se w16cid w16 w16cex w16sdtdh wp14">
   <w:tbl>
     <w:tblPr>
       <w:tblStyle w:val="Grigliatabella"/>
@@ -1424,20 +1437,16 @@
             <w:framePr w:hSpace="0" w:wrap="auto" w:vAnchor="margin" w:xAlign="left" w:yAlign="inline"/>
             <w:suppressOverlap w:val="0"/>
             <w:jc w:val="center"/>
-            <w:rPr>
-              <w:b/>
-              <w:bCs w:val="0"/>
-            </w:rPr>
           </w:pPr>
           <w:r>
             <w:rPr>
               <w:noProof/>
             </w:rPr>
             <w:drawing>
-              <wp:inline distT="0" distB="0" distL="0" distR="0" wp14:anchorId="0AF1996B" wp14:editId="78A6B309">
-                <wp:extent cx="900000" cy="253899"/>
-                <wp:effectExtent l="0" t="0" r="0" b="0"/>
-                <wp:docPr id="3" name="Picture 12" descr="Icon&#10;&#10;Description automatically generated"/>
+              <wp:inline distT="0" distB="0" distL="0" distR="0" wp14:anchorId="5BF7F418" wp14:editId="525C1535">
+                <wp:extent cx="1136650" cy="445135"/>
+                <wp:effectExtent l="0" t="0" r="6350" b="0"/>
+                <wp:docPr id="3" name="Immagine 3"/>
                 <wp:cNvGraphicFramePr>
                   <a:graphicFrameLocks xmlns:a="http://schemas.openxmlformats.org/drawingml/2006/main" noChangeAspect="1"/>
                 </wp:cNvGraphicFramePr>
@@ -1445,8 +1454,10 @@
                   <a:graphicData uri="http://schemas.openxmlformats.org/drawingml/2006/picture">
                     <pic:pic xmlns:pic="http://schemas.openxmlformats.org/drawingml/2006/picture">
                       <pic:nvPicPr>
-                        <pic:cNvPr id="3" name="Picture 3" descr="Icon&#10;&#10;Description automatically generated"/>
-                        <pic:cNvPicPr/>
+                        <pic:cNvPr id="0" name="Picture 1"/>
+                        <pic:cNvPicPr>
+                          <a:picLocks noChangeAspect="1" noChangeArrowheads="1"/>
+                        </pic:cNvPicPr>
                       </pic:nvPicPr>
                       <pic:blipFill>
                         <a:blip r:embed="rId1">
@@ -1456,18 +1467,23 @@
                             </a:ext>
                           </a:extLst>
                         </a:blip>
+                        <a:srcRect/>
                         <a:stretch>
                           <a:fillRect/>
                         </a:stretch>
                       </pic:blipFill>
-                      <pic:spPr>
+                      <pic:spPr bwMode="auto">
                         <a:xfrm>
                           <a:off x="0" y="0"/>
-                          <a:ext cx="900000" cy="253899"/>
+                          <a:ext cx="1136650" cy="445135"/>
                         </a:xfrm>
                         <a:prstGeom prst="rect">
                           <a:avLst/>
                         </a:prstGeom>
+                        <a:noFill/>
+                        <a:ln>
+                          <a:noFill/>
+                        </a:ln>
                       </pic:spPr>
                     </pic:pic>
                   </a:graphicData>
@@ -1482,43 +1498,13 @@
             <w:framePr w:hSpace="0" w:wrap="auto" w:vAnchor="margin" w:xAlign="left" w:yAlign="inline"/>
             <w:suppressOverlap w:val="0"/>
             <w:jc w:val="center"/>
-            <w:rPr>
-              <w:b/>
-              <w:bCs w:val="0"/>
-            </w:rPr>
-          </w:pPr>
-          <w:r>
-            <w:rPr>
-              <w:b/>
-              <w:bCs w:val="0"/>
-            </w:rPr>
-            <w:t>Istituto per la Protezione Sostenibile delle Piante</w:t>
-          </w:r>
-        </w:p>
-        <w:p>
-          <w:pPr>
-            <w:pStyle w:val="Piedipagina"/>
-            <w:framePr w:hSpace="0" w:wrap="auto" w:vAnchor="margin" w:xAlign="left" w:yAlign="inline"/>
-            <w:suppressOverlap w:val="0"/>
-            <w:jc w:val="center"/>
-          </w:pPr>
-          <w:r>
-            <w:t>www.ipsp.cnr.it</w:t>
-          </w:r>
-        </w:p>
-        <w:p>
-          <w:pPr>
-            <w:pStyle w:val="Piedipagina"/>
-            <w:framePr w:hSpace="0" w:wrap="auto" w:vAnchor="margin" w:xAlign="left" w:yAlign="inline"/>
-            <w:suppressOverlap w:val="0"/>
-            <w:jc w:val="center"/>
           </w:pPr>
           <w:hyperlink r:id="rId2" w:history="1">
             <w:r>
               <w:rPr>
                 <w:rStyle w:val="Collegamentoipertestuale"/>
               </w:rPr>
-              <w:t>segreteria@ipsp.cnr.it</w:t>
+              <w:t>www.ipsp.cnr.it</w:t>
             </w:r>
           </w:hyperlink>
         </w:p>
@@ -1530,6 +1516,22 @@
             <w:jc w:val="center"/>
           </w:pPr>
           <w:hyperlink r:id="rId3" w:history="1">
+            <w:r>
+              <w:rPr>
+                <w:rStyle w:val="Collegamentoipertestuale"/>
+              </w:rPr>
+              <w:t>segreteria.ipsp@icnr.it</w:t>
+            </w:r>
+          </w:hyperlink>
+        </w:p>
+        <w:p>
+          <w:pPr>
+            <w:pStyle w:val="Piedipagina"/>
+            <w:framePr w:hSpace="0" w:wrap="auto" w:vAnchor="margin" w:xAlign="left" w:yAlign="inline"/>
+            <w:suppressOverlap w:val="0"/>
+            <w:jc w:val="center"/>
+          </w:pPr>
+          <w:hyperlink r:id="rId4" w:history="1">
             <w:r>
               <w:rPr>
                 <w:rStyle w:val="Collegamentoipertestuale"/>
@@ -1577,6 +1579,7 @@
             <w:pStyle w:val="Piedipagina"/>
             <w:framePr w:hSpace="0" w:wrap="auto" w:vAnchor="margin" w:xAlign="left" w:yAlign="inline"/>
             <w:suppressOverlap w:val="0"/>
+            <w:jc w:val="left"/>
             <w:rPr>
               <w:spacing w:val="20"/>
             </w:rPr>
@@ -1595,15 +1598,43 @@
             <w:pStyle w:val="Piedipagina"/>
             <w:framePr w:hSpace="0" w:wrap="auto" w:vAnchor="margin" w:xAlign="left" w:yAlign="inline"/>
             <w:suppressOverlap w:val="0"/>
+            <w:jc w:val="left"/>
           </w:pPr>
           <w:r>
             <w:rPr>
               <w:b/>
             </w:rPr>
-            <w:t>Torino Sede Istituzionale</w:t>
+            <w:t xml:space="preserve">Torino </w:t>
           </w:r>
           <w:r>
-            <w:t xml:space="preserve"> – Strada delle Cacce, 73 – 10135 Torino, Tel. + 39 0113977911</w:t>
+            <w:rPr>
+              <w:b/>
+            </w:rPr>
+            <w:t>(s</w:t>
+          </w:r>
+          <w:r>
+            <w:rPr>
+              <w:b/>
+            </w:rPr>
+            <w:t xml:space="preserve">ede </w:t>
+          </w:r>
+          <w:r>
+            <w:rPr>
+              <w:b/>
+            </w:rPr>
+            <w:t>i</w:t>
+          </w:r>
+          <w:r>
+            <w:rPr>
+              <w:b/>
+            </w:rPr>
+            <w:t>stituzionale</w:t>
+          </w:r>
+          <w:r>
+            <w:t xml:space="preserve">) </w:t>
+          </w:r>
+          <w:r>
+            <w:t>– Strada delle Cacce, 73 – 10135 Torino, Tel. + 39 0113977911</w:t>
           </w:r>
         </w:p>
         <w:p>
@@ -1611,6 +1642,7 @@
             <w:pStyle w:val="Piedipagina"/>
             <w:framePr w:hSpace="0" w:wrap="auto" w:vAnchor="margin" w:xAlign="left" w:yAlign="inline"/>
             <w:suppressOverlap w:val="0"/>
+            <w:jc w:val="left"/>
           </w:pPr>
           <w:r>
             <w:rPr>
@@ -1627,15 +1659,43 @@
             <w:pStyle w:val="Piedipagina"/>
             <w:framePr w:hSpace="0" w:wrap="auto" w:vAnchor="margin" w:xAlign="left" w:yAlign="inline"/>
             <w:suppressOverlap w:val="0"/>
+            <w:jc w:val="left"/>
           </w:pPr>
           <w:r>
             <w:rPr>
               <w:b/>
             </w:rPr>
-            <w:t>Legnaro (PD)</w:t>
+            <w:t>Padova</w:t>
           </w:r>
           <w:r>
-            <w:t xml:space="preserve"> – Viale dell’Università, 16 – 35020 Legnaro (PD), Tel. +39 0498272819</w:t>
+            <w:t xml:space="preserve"> – </w:t>
+          </w:r>
+          <w:r>
+            <w:t>Corso Stati Uniti</w:t>
+          </w:r>
+          <w:r>
+            <w:t xml:space="preserve">, </w:t>
+          </w:r>
+          <w:r>
+            <w:t>4</w:t>
+          </w:r>
+          <w:r>
+            <w:t xml:space="preserve"> – </w:t>
+          </w:r>
+          <w:r>
+            <w:t>35127</w:t>
+          </w:r>
+          <w:r>
+            <w:t xml:space="preserve"> </w:t>
+          </w:r>
+          <w:r>
+            <w:t>Padova</w:t>
+          </w:r>
+          <w:r>
+            <w:t xml:space="preserve">, Tel. +39 </w:t>
+          </w:r>
+          <w:r>
+            <w:t>0498295649</w:t>
           </w:r>
         </w:p>
         <w:p>
@@ -1643,6 +1703,7 @@
             <w:pStyle w:val="Piedipagina"/>
             <w:framePr w:hSpace="0" w:wrap="auto" w:vAnchor="margin" w:xAlign="left" w:yAlign="inline"/>
             <w:suppressOverlap w:val="0"/>
+            <w:jc w:val="left"/>
           </w:pPr>
           <w:r>
             <w:rPr>
@@ -1659,6 +1720,7 @@
             <w:pStyle w:val="Piedipagina"/>
             <w:framePr w:hSpace="0" w:wrap="auto" w:vAnchor="margin" w:xAlign="left" w:yAlign="inline"/>
             <w:suppressOverlap w:val="0"/>
+            <w:jc w:val="left"/>
           </w:pPr>
           <w:r>
             <w:rPr>
@@ -1682,9 +1744,7 @@
           </w:pPr>
           <w:r>
             <w:rPr>
-              <w:rFonts w:cs="Calibri"/>
               <w:b/>
-              <w:color w:val="002F5F"/>
               <w:sz w:val="16"/>
               <w:szCs w:val="16"/>
             </w:rPr>
@@ -1692,9 +1752,6 @@
           </w:r>
           <w:r>
             <w:rPr>
-              <w:rFonts w:cs="Calibri"/>
-              <w:bCs/>
-              <w:color w:val="002F5F"/>
               <w:sz w:val="16"/>
               <w:szCs w:val="16"/>
             </w:rPr>
@@ -1712,8 +1769,18 @@
 </w:ftr>
 </file>
 
+<file path=word/footer3.xml><?xml version="1.0" encoding="utf-8"?>
+<w:ftr xmlns:wpc="http://schemas.microsoft.com/office/word/2010/wordprocessingCanvas" xmlns:cx="http://schemas.microsoft.com/office/drawing/2014/chartex" xmlns:cx1="http://schemas.microsoft.com/office/drawing/2015/9/8/chartex" xmlns:cx2="http://schemas.microsoft.com/office/drawing/2015/10/21/chartex" xmlns:cx3="http://schemas.microsoft.com/office/drawing/2016/5/9/chartex" xmlns:cx4="http://schemas.microsoft.com/office/drawing/2016/5/10/chartex" xmlns:cx5="http://schemas.microsoft.com/office/drawing/2016/5/11/chartex" xmlns:cx6="http://schemas.microsoft.com/office/drawing/2016/5/12/chartex" xmlns:cx7="http://schemas.microsoft.com/office/drawing/2016/5/13/chartex" xmlns:cx8="http://schemas.microsoft.com/office/drawing/2016/5/14/chartex" xmlns:mc="http://schemas.openxmlformats.org/markup-compatibility/2006" xmlns:aink="http://schemas.microsoft.com/office/drawing/2016/ink" xmlns:am3d="http://schemas.microsoft.com/office/drawing/2017/model3d" xmlns:o="urn:schemas-microsoft-com:office:office" xmlns:oel="http://schemas.microsoft.com/office/2019/extlst" xmlns:r="http://schemas.openxmlformats.org/officeDocument/2006/relationships" xmlns:m="http://schemas.openxmlformats.org/officeDocument/2006/math" xmlns:v="urn:schemas-microsoft-com:vml" xmlns:wp14="http://schemas.microsoft.com/office/word/2010/wordprocessingDrawing" xmlns:wp="http://schemas.openxmlformats.org/drawingml/2006/wordprocessingDrawing" xmlns:w10="urn:schemas-microsoft-com:office:word" xmlns:w="http://schemas.openxmlformats.org/wordprocessingml/2006/main" xmlns:w14="http://schemas.microsoft.com/office/word/2010/wordml" xmlns:w15="http://schemas.microsoft.com/office/word/2012/wordml" xmlns:w16cex="http://schemas.microsoft.com/office/word/2018/wordml/cex" xmlns:w16cid="http://schemas.microsoft.com/office/word/2016/wordml/cid" xmlns:w16="http://schemas.microsoft.com/office/word/2018/wordml" xmlns:w16sdtdh="http://schemas.microsoft.com/office/word/2020/wordml/sdtdatahash" xmlns:w16se="http://schemas.microsoft.com/office/word/2015/wordml/symex" xmlns:wpg="http://schemas.microsoft.com/office/word/2010/wordprocessingGroup" xmlns:wpi="http://schemas.microsoft.com/office/word/2010/wordprocessingInk" xmlns:wne="http://schemas.microsoft.com/office/word/2006/wordml" xmlns:wps="http://schemas.microsoft.com/office/word/2010/wordprocessingShape" mc:Ignorable="w14 w15 w16se w16cid w16 w16cex w16sdtdh wp14">
+  <w:p>
+    <w:pPr>
+      <w:pStyle w:val="Pidipagina"/>
+    </w:pPr>
+  </w:p>
+</w:ftr>
+</file>
+
 <file path=word/footnotes.xml><?xml version="1.0" encoding="utf-8"?>
-<w:footnotes xmlns:wpc="http://schemas.microsoft.com/office/word/2010/wordprocessingCanvas" xmlns:cx="http://schemas.microsoft.com/office/drawing/2014/chartex" xmlns:cx1="http://schemas.microsoft.com/office/drawing/2015/9/8/chartex" xmlns:cx2="http://schemas.microsoft.com/office/drawing/2015/10/21/chartex" xmlns:cx3="http://schemas.microsoft.com/office/drawing/2016/5/9/chartex" xmlns:cx4="http://schemas.microsoft.com/office/drawing/2016/5/10/chartex" xmlns:cx5="http://schemas.microsoft.com/office/drawing/2016/5/11/chartex" xmlns:cx6="http://schemas.microsoft.com/office/drawing/2016/5/12/chartex" xmlns:cx7="http://schemas.microsoft.com/office/drawing/2016/5/13/chartex" xmlns:cx8="http://schemas.microsoft.com/office/drawing/2016/5/14/chartex" xmlns:mc="http://schemas.openxmlformats.org/markup-compatibility/2006" xmlns:aink="http://schemas.microsoft.com/office/drawing/2016/ink" xmlns:am3d="http://schemas.microsoft.com/office/drawing/2017/model3d" xmlns:o="urn:schemas-microsoft-com:office:office" xmlns:r="http://schemas.openxmlformats.org/officeDocument/2006/relationships" xmlns:m="http://schemas.openxmlformats.org/officeDocument/2006/math" xmlns:v="urn:schemas-microsoft-com:vml" xmlns:wp14="http://schemas.microsoft.com/office/word/2010/wordprocessingDrawing" xmlns:wp="http://schemas.openxmlformats.org/drawingml/2006/wordprocessingDrawing" xmlns:w10="urn:schemas-microsoft-com:office:word" xmlns:w="http://schemas.openxmlformats.org/wordprocessingml/2006/main" xmlns:w14="http://schemas.microsoft.com/office/word/2010/wordml" xmlns:w15="http://schemas.microsoft.com/office/word/2012/wordml" xmlns:w16cex="http://schemas.microsoft.com/office/word/2018/wordml/cex" xmlns:w16cid="http://schemas.microsoft.com/office/word/2016/wordml/cid" xmlns:w16="http://schemas.microsoft.com/office/word/2018/wordml" xmlns:w16sdtdh="http://schemas.microsoft.com/office/word/2020/wordml/sdtdatahash" xmlns:w16se="http://schemas.microsoft.com/office/word/2015/wordml/symex" xmlns:wpg="http://schemas.microsoft.com/office/word/2010/wordprocessingGroup" xmlns:wpi="http://schemas.microsoft.com/office/word/2010/wordprocessingInk" xmlns:wne="http://schemas.microsoft.com/office/word/2006/wordml" xmlns:wps="http://schemas.microsoft.com/office/word/2010/wordprocessingShape" mc:Ignorable="w14 w15 w16se w16cid w16 w16cex w16sdtdh wp14">
+<w:footnotes xmlns:wpc="http://schemas.microsoft.com/office/word/2010/wordprocessingCanvas" xmlns:cx="http://schemas.microsoft.com/office/drawing/2014/chartex" xmlns:cx1="http://schemas.microsoft.com/office/drawing/2015/9/8/chartex" xmlns:cx2="http://schemas.microsoft.com/office/drawing/2015/10/21/chartex" xmlns:cx3="http://schemas.microsoft.com/office/drawing/2016/5/9/chartex" xmlns:cx4="http://schemas.microsoft.com/office/drawing/2016/5/10/chartex" xmlns:cx5="http://schemas.microsoft.com/office/drawing/2016/5/11/chartex" xmlns:cx6="http://schemas.microsoft.com/office/drawing/2016/5/12/chartex" xmlns:cx7="http://schemas.microsoft.com/office/drawing/2016/5/13/chartex" xmlns:cx8="http://schemas.microsoft.com/office/drawing/2016/5/14/chartex" xmlns:mc="http://schemas.openxmlformats.org/markup-compatibility/2006" xmlns:aink="http://schemas.microsoft.com/office/drawing/2016/ink" xmlns:am3d="http://schemas.microsoft.com/office/drawing/2017/model3d" xmlns:o="urn:schemas-microsoft-com:office:office" xmlns:oel="http://schemas.microsoft.com/office/2019/extlst" xmlns:r="http://schemas.openxmlformats.org/officeDocument/2006/relationships" xmlns:m="http://schemas.openxmlformats.org/officeDocument/2006/math" xmlns:v="urn:schemas-microsoft-com:vml" xmlns:wp14="http://schemas.microsoft.com/office/word/2010/wordprocessingDrawing" xmlns:wp="http://schemas.openxmlformats.org/drawingml/2006/wordprocessingDrawing" xmlns:w10="urn:schemas-microsoft-com:office:word" xmlns:w="http://schemas.openxmlformats.org/wordprocessingml/2006/main" xmlns:w14="http://schemas.microsoft.com/office/word/2010/wordml" xmlns:w15="http://schemas.microsoft.com/office/word/2012/wordml" xmlns:w16cex="http://schemas.microsoft.com/office/word/2018/wordml/cex" xmlns:w16cid="http://schemas.microsoft.com/office/word/2016/wordml/cid" xmlns:w16="http://schemas.microsoft.com/office/word/2018/wordml" xmlns:w16sdtdh="http://schemas.microsoft.com/office/word/2020/wordml/sdtdatahash" xmlns:w16se="http://schemas.microsoft.com/office/word/2015/wordml/symex" xmlns:wpg="http://schemas.microsoft.com/office/word/2010/wordprocessingGroup" xmlns:wpi="http://schemas.microsoft.com/office/word/2010/wordprocessingInk" xmlns:wne="http://schemas.microsoft.com/office/word/2006/wordml" xmlns:wps="http://schemas.microsoft.com/office/word/2010/wordprocessingShape" mc:Ignorable="w14 w15 w16se w16cid w16 w16cex w16sdtdh wp14">
   <w:footnote w:type="separator" w:id="-1">
     <w:p>
       <w:r>
@@ -1756,7 +1823,7 @@
           <w:sz w:val="13"/>
           <w:szCs w:val="13"/>
         </w:rPr>
-        <w:t xml:space="preserve"> </w:t>
+        <w:t xml:space="preserve"> Nel caso in cui l'attività rientrasse nel Regime 1, l'attività dovrà rispettare i criteri enunciati nella Scheda Tecnica 26 della Guida Operativa che riprendono i criteri di vaglio tecnico del Regolamento Delegato (EU) 2021/2139 alla voce 9.1. Ricerca, sviluppo e innovazione vicini al mercato. Per ulteriori informazioni rispetto alle attività escluse, fare riferimento all'Appendice Scheda 26 – Finanziamenti a imprese e ricerca nella Guida Operativa</w:t>
       </w:r>
       <w:r>
         <w:rPr>
@@ -1765,52 +1832,7 @@
           <w:sz w:val="13"/>
           <w:szCs w:val="13"/>
         </w:rPr>
-        <w:t>Nel caso in cui l'attività rientrasse nel Regime 1, l'attività dovrà rispettare i criteri enunciati nella Scheda Tecnica 26 della Guida Operativa che riprendono i criteri di vaglio tecnico del Regolamento Delegato (EU) 2021/2139 alla voce 9.1. Ricerca, sviluppo e innovazione vicini al mercato. Per ulteriori informazioni rispetto alle attività escluse, fare riferimento all'Appendice Scheda 26 – Finanziament</w:t>
-      </w:r>
-      <w:r>
-        <w:rPr>
-          <w:rFonts w:ascii="Source Sans Pro" w:hAnsi="Source Sans Pro"/>
-          <w:color w:val="808080" w:themeColor="background1" w:themeShade="80"/>
-          <w:sz w:val="13"/>
-          <w:szCs w:val="13"/>
-        </w:rPr>
-        <w:t>i</w:t>
-      </w:r>
-      <w:r>
-        <w:rPr>
-          <w:rFonts w:ascii="Source Sans Pro" w:hAnsi="Source Sans Pro"/>
-          <w:color w:val="808080" w:themeColor="background1" w:themeShade="80"/>
-          <w:sz w:val="13"/>
-          <w:szCs w:val="13"/>
-        </w:rPr>
-        <w:t xml:space="preserve"> a imprese e ricerca nella Guida Operativa</w:t>
-      </w:r>
-      <w:r>
-        <w:rPr>
-          <w:rFonts w:ascii="Source Sans Pro" w:hAnsi="Source Sans Pro"/>
-          <w:color w:val="808080" w:themeColor="background1" w:themeShade="80"/>
-          <w:sz w:val="13"/>
-          <w:szCs w:val="13"/>
-        </w:rPr>
-        <w:t xml:space="preserve"> (</w:t>
-      </w:r>
-      <w:r>
-        <w:rPr>
-          <w:rFonts w:ascii="Source Sans Pro" w:hAnsi="Source Sans Pro"/>
-          <w:color w:val="808080" w:themeColor="background1" w:themeShade="80"/>
-          <w:sz w:val="13"/>
-          <w:szCs w:val="13"/>
-        </w:rPr>
-        <w:t>https://www.rgs.mef.gov.it/VERSIONE-I/circolari/2024/circolare_n_22_2024/</w:t>
-      </w:r>
-      <w:r>
-        <w:rPr>
-          <w:rFonts w:ascii="Source Sans Pro" w:hAnsi="Source Sans Pro"/>
-          <w:color w:val="808080" w:themeColor="background1" w:themeShade="80"/>
-          <w:sz w:val="13"/>
-          <w:szCs w:val="13"/>
-        </w:rPr>
-        <w:t>)</w:t>
+        <w:t xml:space="preserve"> (https://www.rgs.mef.gov.it/VERSIONE-I/circolari/2024/circolare_n_22_2024/)</w:t>
       </w:r>
       <w:r>
         <w:rPr>
@@ -2010,7 +2032,17 @@
 </file>
 
 <file path=word/header1.xml><?xml version="1.0" encoding="utf-8"?>
-<w:hdr xmlns:wpc="http://schemas.microsoft.com/office/word/2010/wordprocessingCanvas" xmlns:cx="http://schemas.microsoft.com/office/drawing/2014/chartex" xmlns:cx1="http://schemas.microsoft.com/office/drawing/2015/9/8/chartex" xmlns:cx2="http://schemas.microsoft.com/office/drawing/2015/10/21/chartex" xmlns:cx3="http://schemas.microsoft.com/office/drawing/2016/5/9/chartex" xmlns:cx4="http://schemas.microsoft.com/office/drawing/2016/5/10/chartex" xmlns:cx5="http://schemas.microsoft.com/office/drawing/2016/5/11/chartex" xmlns:cx6="http://schemas.microsoft.com/office/drawing/2016/5/12/chartex" xmlns:cx7="http://schemas.microsoft.com/office/drawing/2016/5/13/chartex" xmlns:cx8="http://schemas.microsoft.com/office/drawing/2016/5/14/chartex" xmlns:mc="http://schemas.openxmlformats.org/markup-compatibility/2006" xmlns:aink="http://schemas.microsoft.com/office/drawing/2016/ink" xmlns:am3d="http://schemas.microsoft.com/office/drawing/2017/model3d" xmlns:o="urn:schemas-microsoft-com:office:office" xmlns:r="http://schemas.openxmlformats.org/officeDocument/2006/relationships" xmlns:m="http://schemas.openxmlformats.org/officeDocument/2006/math" xmlns:v="urn:schemas-microsoft-com:vml" xmlns:wp14="http://schemas.microsoft.com/office/word/2010/wordprocessingDrawing" xmlns:wp="http://schemas.openxmlformats.org/drawingml/2006/wordprocessingDrawing" xmlns:w10="urn:schemas-microsoft-com:office:word" xmlns:w="http://schemas.openxmlformats.org/wordprocessingml/2006/main" xmlns:w14="http://schemas.microsoft.com/office/word/2010/wordml" xmlns:w15="http://schemas.microsoft.com/office/word/2012/wordml" xmlns:w16cex="http://schemas.microsoft.com/office/word/2018/wordml/cex" xmlns:w16cid="http://schemas.microsoft.com/office/word/2016/wordml/cid" xmlns:w16="http://schemas.microsoft.com/office/word/2018/wordml" xmlns:w16sdtdh="http://schemas.microsoft.com/office/word/2020/wordml/sdtdatahash" xmlns:w16se="http://schemas.microsoft.com/office/word/2015/wordml/symex" xmlns:wpg="http://schemas.microsoft.com/office/word/2010/wordprocessingGroup" xmlns:wpi="http://schemas.microsoft.com/office/word/2010/wordprocessingInk" xmlns:wne="http://schemas.microsoft.com/office/word/2006/wordml" xmlns:wps="http://schemas.microsoft.com/office/word/2010/wordprocessingShape" mc:Ignorable="w14 w15 w16se w16cid w16 w16cex w16sdtdh wp14">
+<w:hdr xmlns:wpc="http://schemas.microsoft.com/office/word/2010/wordprocessingCanvas" xmlns:cx="http://schemas.microsoft.com/office/drawing/2014/chartex" xmlns:cx1="http://schemas.microsoft.com/office/drawing/2015/9/8/chartex" xmlns:cx2="http://schemas.microsoft.com/office/drawing/2015/10/21/chartex" xmlns:cx3="http://schemas.microsoft.com/office/drawing/2016/5/9/chartex" xmlns:cx4="http://schemas.microsoft.com/office/drawing/2016/5/10/chartex" xmlns:cx5="http://schemas.microsoft.com/office/drawing/2016/5/11/chartex" xmlns:cx6="http://schemas.microsoft.com/office/drawing/2016/5/12/chartex" xmlns:cx7="http://schemas.microsoft.com/office/drawing/2016/5/13/chartex" xmlns:cx8="http://schemas.microsoft.com/office/drawing/2016/5/14/chartex" xmlns:mc="http://schemas.openxmlformats.org/markup-compatibility/2006" xmlns:aink="http://schemas.microsoft.com/office/drawing/2016/ink" xmlns:am3d="http://schemas.microsoft.com/office/drawing/2017/model3d" xmlns:o="urn:schemas-microsoft-com:office:office" xmlns:oel="http://schemas.microsoft.com/office/2019/extlst" xmlns:r="http://schemas.openxmlformats.org/officeDocument/2006/relationships" xmlns:m="http://schemas.openxmlformats.org/officeDocument/2006/math" xmlns:v="urn:schemas-microsoft-com:vml" xmlns:wp14="http://schemas.microsoft.com/office/word/2010/wordprocessingDrawing" xmlns:wp="http://schemas.openxmlformats.org/drawingml/2006/wordprocessingDrawing" xmlns:w10="urn:schemas-microsoft-com:office:word" xmlns:w="http://schemas.openxmlformats.org/wordprocessingml/2006/main" xmlns:w14="http://schemas.microsoft.com/office/word/2010/wordml" xmlns:w15="http://schemas.microsoft.com/office/word/2012/wordml" xmlns:w16cex="http://schemas.microsoft.com/office/word/2018/wordml/cex" xmlns:w16cid="http://schemas.microsoft.com/office/word/2016/wordml/cid" xmlns:w16="http://schemas.microsoft.com/office/word/2018/wordml" xmlns:w16sdtdh="http://schemas.microsoft.com/office/word/2020/wordml/sdtdatahash" xmlns:w16se="http://schemas.microsoft.com/office/word/2015/wordml/symex" xmlns:wpg="http://schemas.microsoft.com/office/word/2010/wordprocessingGroup" xmlns:wpi="http://schemas.microsoft.com/office/word/2010/wordprocessingInk" xmlns:wne="http://schemas.microsoft.com/office/word/2006/wordml" xmlns:wps="http://schemas.microsoft.com/office/word/2010/wordprocessingShape" mc:Ignorable="w14 w15 w16se w16cid w16 w16cex w16sdtdh wp14">
+  <w:p>
+    <w:pPr>
+      <w:pStyle w:val="Intestazione"/>
+    </w:pPr>
+  </w:p>
+</w:hdr>
+</file>
+
+<file path=word/header2.xml><?xml version="1.0" encoding="utf-8"?>
+<w:hdr xmlns:wpc="http://schemas.microsoft.com/office/word/2010/wordprocessingCanvas" xmlns:cx="http://schemas.microsoft.com/office/drawing/2014/chartex" xmlns:cx1="http://schemas.microsoft.com/office/drawing/2015/9/8/chartex" xmlns:cx2="http://schemas.microsoft.com/office/drawing/2015/10/21/chartex" xmlns:cx3="http://schemas.microsoft.com/office/drawing/2016/5/9/chartex" xmlns:cx4="http://schemas.microsoft.com/office/drawing/2016/5/10/chartex" xmlns:cx5="http://schemas.microsoft.com/office/drawing/2016/5/11/chartex" xmlns:cx6="http://schemas.microsoft.com/office/drawing/2016/5/12/chartex" xmlns:cx7="http://schemas.microsoft.com/office/drawing/2016/5/13/chartex" xmlns:cx8="http://schemas.microsoft.com/office/drawing/2016/5/14/chartex" xmlns:mc="http://schemas.openxmlformats.org/markup-compatibility/2006" xmlns:aink="http://schemas.microsoft.com/office/drawing/2016/ink" xmlns:am3d="http://schemas.microsoft.com/office/drawing/2017/model3d" xmlns:o="urn:schemas-microsoft-com:office:office" xmlns:oel="http://schemas.microsoft.com/office/2019/extlst" xmlns:r="http://schemas.openxmlformats.org/officeDocument/2006/relationships" xmlns:m="http://schemas.openxmlformats.org/officeDocument/2006/math" xmlns:v="urn:schemas-microsoft-com:vml" xmlns:wp14="http://schemas.microsoft.com/office/word/2010/wordprocessingDrawing" xmlns:wp="http://schemas.openxmlformats.org/drawingml/2006/wordprocessingDrawing" xmlns:w10="urn:schemas-microsoft-com:office:word" xmlns:w="http://schemas.openxmlformats.org/wordprocessingml/2006/main" xmlns:w14="http://schemas.microsoft.com/office/word/2010/wordml" xmlns:w15="http://schemas.microsoft.com/office/word/2012/wordml" xmlns:w16cex="http://schemas.microsoft.com/office/word/2018/wordml/cex" xmlns:w16cid="http://schemas.microsoft.com/office/word/2016/wordml/cid" xmlns:w16="http://schemas.microsoft.com/office/word/2018/wordml" xmlns:w16sdtdh="http://schemas.microsoft.com/office/word/2020/wordml/sdtdatahash" xmlns:w16se="http://schemas.microsoft.com/office/word/2015/wordml/symex" xmlns:wpg="http://schemas.microsoft.com/office/word/2010/wordprocessingGroup" xmlns:wpi="http://schemas.microsoft.com/office/word/2010/wordprocessingInk" xmlns:wne="http://schemas.microsoft.com/office/word/2006/wordml" xmlns:wps="http://schemas.microsoft.com/office/word/2010/wordprocessingShape" mc:Ignorable="w14 w15 w16se w16cid w16 w16cex w16sdtdh wp14">
   <w:p>
     <w:pPr>
       <w:pStyle w:val="Intestazione"/>
@@ -2022,97 +2054,73 @@
         <w:noProof/>
       </w:rPr>
     </w:pPr>
-  </w:p>
-  <w:p>
-    <w:pPr>
-      <w:pStyle w:val="Intestazione"/>
-      <w:tabs>
-        <w:tab w:val="clear" w:pos="9638"/>
-      </w:tabs>
-      <w:ind w:left="-1134" w:right="-1134"/>
+    <w:r>
       <w:rPr>
         <w:noProof/>
       </w:rPr>
-    </w:pPr>
-  </w:p>
-  <w:p>
-    <w:pPr>
-      <w:pStyle w:val="Intestazione"/>
-      <w:tabs>
-        <w:tab w:val="clear" w:pos="9638"/>
-      </w:tabs>
-      <w:ind w:left="-1134" w:right="-1134"/>
-      <w:rPr>
-        <w:noProof/>
-      </w:rPr>
-    </w:pPr>
-  </w:p>
-  <w:p>
-    <w:pPr>
-      <w:pStyle w:val="Intestazione"/>
-      <w:tabs>
-        <w:tab w:val="clear" w:pos="9638"/>
-      </w:tabs>
-      <w:ind w:left="-1134" w:right="-1134"/>
-      <w:rPr>
-        <w:noProof/>
-      </w:rPr>
-    </w:pPr>
-  </w:p>
-  <w:p>
-    <w:pPr>
-      <w:pStyle w:val="Intestazione"/>
-      <w:tabs>
-        <w:tab w:val="clear" w:pos="9638"/>
-      </w:tabs>
-      <w:ind w:left="-1134" w:right="-1134"/>
-      <w:rPr>
-        <w:noProof/>
-      </w:rPr>
-    </w:pPr>
-    <w:r>
-      <w:rPr>
-        <w:noProof/>
-        <w:lang w:eastAsia="en-US"/>
-      </w:rPr>
-      <w:pict w14:anchorId="786B0BBD">
-        <v:shapetype id="_x0000_t75" coordsize="21600,21600" o:spt="75" o:preferrelative="t" path="m@4@5l@4@11@9@11@9@5xe" filled="f" stroked="f">
-          <v:stroke joinstyle="miter"/>
-          <v:formulas>
-            <v:f eqn="if lineDrawn pixelLineWidth 0"/>
-            <v:f eqn="sum @0 1 0"/>
-            <v:f eqn="sum 0 0 @1"/>
-            <v:f eqn="prod @2 1 2"/>
-            <v:f eqn="prod @3 21600 pixelWidth"/>
-            <v:f eqn="prod @3 21600 pixelHeight"/>
-            <v:f eqn="sum @0 0 1"/>
-            <v:f eqn="prod @6 1 2"/>
-            <v:f eqn="prod @7 21600 pixelWidth"/>
-            <v:f eqn="sum @8 21600 0"/>
-            <v:f eqn="prod @7 21600 pixelHeight"/>
-            <v:f eqn="sum @10 21600 0"/>
-          </v:formulas>
-          <v:path o:extrusionok="f" gradientshapeok="t" o:connecttype="rect"/>
-          <o:lock v:ext="edit" aspectratio="t"/>
-        </v:shapetype>
-        <v:shape id="_x0000_s2049" type="#_x0000_t75" alt="" style="position:absolute;left:0;text-align:left;margin-left:0;margin-top:0;width:595.9pt;height:85.95pt;z-index:-251658752;mso-wrap-edited:f;mso-width-percent:0;mso-height-percent:0;mso-position-horizontal:absolute;mso-position-horizontal-relative:page;mso-position-vertical:absolute;mso-position-vertical-relative:page;mso-width-percent:0;mso-height-percent:0;mso-width-relative:page;mso-height-relative:page">
-          <v:imagedata r:id="rId1" o:title="000 4 loghi definitivo"/>
-          <w10:wrap anchorx="page" anchory="page"/>
-        </v:shape>
-      </w:pict>
+      <w:drawing>
+        <wp:anchor distT="0" distB="0" distL="114300" distR="114300" simplePos="0" relativeHeight="251659264" behindDoc="0" locked="0" layoutInCell="1" allowOverlap="1" wp14:anchorId="5D651FB0" wp14:editId="6A6BE9F4">
+          <wp:simplePos x="0" y="0"/>
+          <wp:positionH relativeFrom="page">
+            <wp:posOffset>0</wp:posOffset>
+          </wp:positionH>
+          <wp:positionV relativeFrom="page">
+            <wp:posOffset>0</wp:posOffset>
+          </wp:positionV>
+          <wp:extent cx="7560000" cy="1090800"/>
+          <wp:effectExtent l="0" t="0" r="3175" b="0"/>
+          <wp:wrapSquare wrapText="bothSides"/>
+          <wp:docPr id="2" name="Immagine 2"/>
+          <wp:cNvGraphicFramePr>
+            <a:graphicFrameLocks xmlns:a="http://schemas.openxmlformats.org/drawingml/2006/main" noChangeAspect="1"/>
+          </wp:cNvGraphicFramePr>
+          <a:graphic xmlns:a="http://schemas.openxmlformats.org/drawingml/2006/main">
+            <a:graphicData uri="http://schemas.openxmlformats.org/drawingml/2006/picture">
+              <pic:pic xmlns:pic="http://schemas.openxmlformats.org/drawingml/2006/picture">
+                <pic:nvPicPr>
+                  <pic:cNvPr id="0" name="Picture 2"/>
+                  <pic:cNvPicPr>
+                    <a:picLocks noChangeAspect="1" noChangeArrowheads="1"/>
+                  </pic:cNvPicPr>
+                </pic:nvPicPr>
+                <pic:blipFill>
+                  <a:blip r:embed="rId1">
+                    <a:extLst>
+                      <a:ext uri="{28A0092B-C50C-407E-A947-70E740481C1C}">
+                        <a14:useLocalDpi xmlns:a14="http://schemas.microsoft.com/office/drawing/2010/main" val="0"/>
+                      </a:ext>
+                    </a:extLst>
+                  </a:blip>
+                  <a:srcRect/>
+                  <a:stretch>
+                    <a:fillRect/>
+                  </a:stretch>
+                </pic:blipFill>
+                <pic:spPr bwMode="auto">
+                  <a:xfrm>
+                    <a:off x="0" y="0"/>
+                    <a:ext cx="7560000" cy="1090800"/>
+                  </a:xfrm>
+                  <a:prstGeom prst="rect">
+                    <a:avLst/>
+                  </a:prstGeom>
+                  <a:noFill/>
+                  <a:ln>
+                    <a:noFill/>
+                  </a:ln>
+                </pic:spPr>
+              </pic:pic>
+            </a:graphicData>
+          </a:graphic>
+          <wp14:sizeRelH relativeFrom="page">
+            <wp14:pctWidth>0</wp14:pctWidth>
+          </wp14:sizeRelH>
+          <wp14:sizeRelV relativeFrom="page">
+            <wp14:pctHeight>0</wp14:pctHeight>
+          </wp14:sizeRelV>
+        </wp:anchor>
+      </w:drawing>
     </w:r>
-  </w:p>
-  <w:p>
-    <w:pPr>
-      <w:pStyle w:val="Intestazione"/>
-      <w:tabs>
-        <w:tab w:val="clear" w:pos="9638"/>
-      </w:tabs>
-      <w:ind w:left="-1134" w:right="-1134"/>
-      <w:rPr>
-        <w:noProof/>
-      </w:rPr>
-    </w:pPr>
   </w:p>
   <w:p>
     <w:pPr>
@@ -2182,8 +2190,18 @@
 </w:hdr>
 </file>
 
+<file path=word/header3.xml><?xml version="1.0" encoding="utf-8"?>
+<w:hdr xmlns:wpc="http://schemas.microsoft.com/office/word/2010/wordprocessingCanvas" xmlns:cx="http://schemas.microsoft.com/office/drawing/2014/chartex" xmlns:cx1="http://schemas.microsoft.com/office/drawing/2015/9/8/chartex" xmlns:cx2="http://schemas.microsoft.com/office/drawing/2015/10/21/chartex" xmlns:cx3="http://schemas.microsoft.com/office/drawing/2016/5/9/chartex" xmlns:cx4="http://schemas.microsoft.com/office/drawing/2016/5/10/chartex" xmlns:cx5="http://schemas.microsoft.com/office/drawing/2016/5/11/chartex" xmlns:cx6="http://schemas.microsoft.com/office/drawing/2016/5/12/chartex" xmlns:cx7="http://schemas.microsoft.com/office/drawing/2016/5/13/chartex" xmlns:cx8="http://schemas.microsoft.com/office/drawing/2016/5/14/chartex" xmlns:mc="http://schemas.openxmlformats.org/markup-compatibility/2006" xmlns:aink="http://schemas.microsoft.com/office/drawing/2016/ink" xmlns:am3d="http://schemas.microsoft.com/office/drawing/2017/model3d" xmlns:o="urn:schemas-microsoft-com:office:office" xmlns:oel="http://schemas.microsoft.com/office/2019/extlst" xmlns:r="http://schemas.openxmlformats.org/officeDocument/2006/relationships" xmlns:m="http://schemas.openxmlformats.org/officeDocument/2006/math" xmlns:v="urn:schemas-microsoft-com:vml" xmlns:wp14="http://schemas.microsoft.com/office/word/2010/wordprocessingDrawing" xmlns:wp="http://schemas.openxmlformats.org/drawingml/2006/wordprocessingDrawing" xmlns:w10="urn:schemas-microsoft-com:office:word" xmlns:w="http://schemas.openxmlformats.org/wordprocessingml/2006/main" xmlns:w14="http://schemas.microsoft.com/office/word/2010/wordml" xmlns:w15="http://schemas.microsoft.com/office/word/2012/wordml" xmlns:w16cex="http://schemas.microsoft.com/office/word/2018/wordml/cex" xmlns:w16cid="http://schemas.microsoft.com/office/word/2016/wordml/cid" xmlns:w16="http://schemas.microsoft.com/office/word/2018/wordml" xmlns:w16sdtdh="http://schemas.microsoft.com/office/word/2020/wordml/sdtdatahash" xmlns:w16se="http://schemas.microsoft.com/office/word/2015/wordml/symex" xmlns:wpg="http://schemas.microsoft.com/office/word/2010/wordprocessingGroup" xmlns:wpi="http://schemas.microsoft.com/office/word/2010/wordprocessingInk" xmlns:wne="http://schemas.microsoft.com/office/word/2006/wordml" xmlns:wps="http://schemas.microsoft.com/office/word/2010/wordprocessingShape" mc:Ignorable="w14 w15 w16se w16cid w16 w16cex w16sdtdh wp14">
+  <w:p>
+    <w:pPr>
+      <w:pStyle w:val="Intestazione"/>
+    </w:pPr>
+  </w:p>
+</w:hdr>
+</file>
+
 <file path=word/numbering.xml><?xml version="1.0" encoding="utf-8"?>
-<w:numbering xmlns:wpc="http://schemas.microsoft.com/office/word/2010/wordprocessingCanvas" xmlns:cx="http://schemas.microsoft.com/office/drawing/2014/chartex" xmlns:cx1="http://schemas.microsoft.com/office/drawing/2015/9/8/chartex" xmlns:cx2="http://schemas.microsoft.com/office/drawing/2015/10/21/chartex" xmlns:cx3="http://schemas.microsoft.com/office/drawing/2016/5/9/chartex" xmlns:cx4="http://schemas.microsoft.com/office/drawing/2016/5/10/chartex" xmlns:cx5="http://schemas.microsoft.com/office/drawing/2016/5/11/chartex" xmlns:cx6="http://schemas.microsoft.com/office/drawing/2016/5/12/chartex" xmlns:cx7="http://schemas.microsoft.com/office/drawing/2016/5/13/chartex" xmlns:cx8="http://schemas.microsoft.com/office/drawing/2016/5/14/chartex" xmlns:mc="http://schemas.openxmlformats.org/markup-compatibility/2006" xmlns:aink="http://schemas.microsoft.com/office/drawing/2016/ink" xmlns:am3d="http://schemas.microsoft.com/office/drawing/2017/model3d" xmlns:o="urn:schemas-microsoft-com:office:office" xmlns:r="http://schemas.openxmlformats.org/officeDocument/2006/relationships" xmlns:m="http://schemas.openxmlformats.org/officeDocument/2006/math" xmlns:v="urn:schemas-microsoft-com:vml" xmlns:wp14="http://schemas.microsoft.com/office/word/2010/wordprocessingDrawing" xmlns:wp="http://schemas.openxmlformats.org/drawingml/2006/wordprocessingDrawing" xmlns:w10="urn:schemas-microsoft-com:office:word" xmlns:w="http://schemas.openxmlformats.org/wordprocessingml/2006/main" xmlns:w14="http://schemas.microsoft.com/office/word/2010/wordml" xmlns:w15="http://schemas.microsoft.com/office/word/2012/wordml" xmlns:w16cex="http://schemas.microsoft.com/office/word/2018/wordml/cex" xmlns:w16cid="http://schemas.microsoft.com/office/word/2016/wordml/cid" xmlns:w16="http://schemas.microsoft.com/office/word/2018/wordml" xmlns:w16sdtdh="http://schemas.microsoft.com/office/word/2020/wordml/sdtdatahash" xmlns:w16se="http://schemas.microsoft.com/office/word/2015/wordml/symex" xmlns:wpg="http://schemas.microsoft.com/office/word/2010/wordprocessingGroup" xmlns:wpi="http://schemas.microsoft.com/office/word/2010/wordprocessingInk" xmlns:wne="http://schemas.microsoft.com/office/word/2006/wordml" xmlns:wps="http://schemas.microsoft.com/office/word/2010/wordprocessingShape" mc:Ignorable="w14 w15 w16se w16cid w16 w16cex w16sdtdh wp14">
+<w:numbering xmlns:wpc="http://schemas.microsoft.com/office/word/2010/wordprocessingCanvas" xmlns:cx="http://schemas.microsoft.com/office/drawing/2014/chartex" xmlns:cx1="http://schemas.microsoft.com/office/drawing/2015/9/8/chartex" xmlns:cx2="http://schemas.microsoft.com/office/drawing/2015/10/21/chartex" xmlns:cx3="http://schemas.microsoft.com/office/drawing/2016/5/9/chartex" xmlns:cx4="http://schemas.microsoft.com/office/drawing/2016/5/10/chartex" xmlns:cx5="http://schemas.microsoft.com/office/drawing/2016/5/11/chartex" xmlns:cx6="http://schemas.microsoft.com/office/drawing/2016/5/12/chartex" xmlns:cx7="http://schemas.microsoft.com/office/drawing/2016/5/13/chartex" xmlns:cx8="http://schemas.microsoft.com/office/drawing/2016/5/14/chartex" xmlns:mc="http://schemas.openxmlformats.org/markup-compatibility/2006" xmlns:aink="http://schemas.microsoft.com/office/drawing/2016/ink" xmlns:am3d="http://schemas.microsoft.com/office/drawing/2017/model3d" xmlns:o="urn:schemas-microsoft-com:office:office" xmlns:oel="http://schemas.microsoft.com/office/2019/extlst" xmlns:r="http://schemas.openxmlformats.org/officeDocument/2006/relationships" xmlns:m="http://schemas.openxmlformats.org/officeDocument/2006/math" xmlns:v="urn:schemas-microsoft-com:vml" xmlns:wp14="http://schemas.microsoft.com/office/word/2010/wordprocessingDrawing" xmlns:wp="http://schemas.openxmlformats.org/drawingml/2006/wordprocessingDrawing" xmlns:w10="urn:schemas-microsoft-com:office:word" xmlns:w="http://schemas.openxmlformats.org/wordprocessingml/2006/main" xmlns:w14="http://schemas.microsoft.com/office/word/2010/wordml" xmlns:w15="http://schemas.microsoft.com/office/word/2012/wordml" xmlns:w16cex="http://schemas.microsoft.com/office/word/2018/wordml/cex" xmlns:w16cid="http://schemas.microsoft.com/office/word/2016/wordml/cid" xmlns:w16="http://schemas.microsoft.com/office/word/2018/wordml" xmlns:w16sdtdh="http://schemas.microsoft.com/office/word/2020/wordml/sdtdatahash" xmlns:w16se="http://schemas.microsoft.com/office/word/2015/wordml/symex" xmlns:wpg="http://schemas.microsoft.com/office/word/2010/wordprocessingGroup" xmlns:wpi="http://schemas.microsoft.com/office/word/2010/wordprocessingInk" xmlns:wne="http://schemas.microsoft.com/office/word/2006/wordml" xmlns:wps="http://schemas.microsoft.com/office/word/2010/wordprocessingShape" mc:Ignorable="w14 w15 w16se w16cid w16 w16cex w16sdtdh wp14">
   <w:abstractNum w:abstractNumId="0" w15:restartNumberingAfterBreak="0">
     <w:nsid w:val="083F17CB"/>
     <w:multiLevelType w:val="hybridMultilevel"/>
@@ -3602,43 +3620,43 @@
       </w:rPr>
     </w:lvl>
   </w:abstractNum>
-  <w:num w:numId="1">
+  <w:num w:numId="1" w16cid:durableId="1972513413">
     <w:abstractNumId w:val="1"/>
   </w:num>
-  <w:num w:numId="2">
+  <w:num w:numId="2" w16cid:durableId="709838629">
     <w:abstractNumId w:val="8"/>
   </w:num>
-  <w:num w:numId="3">
+  <w:num w:numId="3" w16cid:durableId="882639616">
     <w:abstractNumId w:val="4"/>
   </w:num>
-  <w:num w:numId="4">
+  <w:num w:numId="4" w16cid:durableId="1378822738">
     <w:abstractNumId w:val="10"/>
   </w:num>
-  <w:num w:numId="5">
+  <w:num w:numId="5" w16cid:durableId="643584814">
     <w:abstractNumId w:val="2"/>
   </w:num>
-  <w:num w:numId="6">
+  <w:num w:numId="6" w16cid:durableId="970742995">
     <w:abstractNumId w:val="7"/>
   </w:num>
-  <w:num w:numId="7">
+  <w:num w:numId="7" w16cid:durableId="1037773759">
     <w:abstractNumId w:val="6"/>
   </w:num>
-  <w:num w:numId="8">
+  <w:num w:numId="8" w16cid:durableId="1545369938">
     <w:abstractNumId w:val="3"/>
   </w:num>
-  <w:num w:numId="9">
+  <w:num w:numId="9" w16cid:durableId="1916235334">
     <w:abstractNumId w:val="9"/>
   </w:num>
-  <w:num w:numId="10">
+  <w:num w:numId="10" w16cid:durableId="222452969">
     <w:abstractNumId w:val="11"/>
   </w:num>
-  <w:num w:numId="11">
+  <w:num w:numId="11" w16cid:durableId="280067900">
     <w:abstractNumId w:val="12"/>
   </w:num>
-  <w:num w:numId="12">
+  <w:num w:numId="12" w16cid:durableId="694427509">
     <w:abstractNumId w:val="0"/>
   </w:num>
-  <w:num w:numId="13">
+  <w:num w:numId="13" w16cid:durableId="27528921">
     <w:abstractNumId w:val="5"/>
   </w:num>
   <w:numIdMacAtCleanup w:val="3"/>
@@ -5165,6 +5183,16 @@
 </file>
 
 <file path=customXml/item1.xml><?xml version="1.0" encoding="utf-8"?>
+<b:Sources xmlns:b="http://schemas.openxmlformats.org/officeDocument/2006/bibliography" xmlns="http://schemas.openxmlformats.org/officeDocument/2006/bibliography" SelectedStyle="\APASixthEditionOfficeOnline.xsl" StyleName="APA" Version="6"/>
+</file>
+
+<file path=customXml/item2.xml><?xml version="1.0" encoding="utf-8"?>
+<p:properties xmlns:p="http://schemas.microsoft.com/office/2006/metadata/properties" xmlns:xsi="http://www.w3.org/2001/XMLSchema-instance" xmlns:pc="http://schemas.microsoft.com/office/infopath/2007/PartnerControls">
+  <documentManagement/>
+</p:properties>
+</file>
+
+<file path=customXml/item3.xml><?xml version="1.0" encoding="utf-8"?>
 <ct:contentTypeSchema xmlns:ct="http://schemas.microsoft.com/office/2006/metadata/contentType" xmlns:ma="http://schemas.microsoft.com/office/2006/metadata/properties/metaAttributes" ct:_="" ma:_="" ma:contentTypeName="Documento" ma:contentTypeID="0x01010051834B6C37FF2845B0A4C56940BECE9B" ma:contentTypeVersion="5" ma:contentTypeDescription="Creare un nuovo documento." ma:contentTypeScope="" ma:versionID="effab9cc1f57b3177c50b32270be8a4a">
   <xsd:schema xmlns:xsd="http://www.w3.org/2001/XMLSchema" xmlns:xs="http://www.w3.org/2001/XMLSchema" xmlns:p="http://schemas.microsoft.com/office/2006/metadata/properties" xmlns:ns2="40e358bb-7da9-47a1-a3fe-3789a503302b" xmlns:ns3="eaa38b9f-64d0-4f79-9204-e3d55ae369ec" targetNamespace="http://schemas.microsoft.com/office/2006/metadata/properties" ma:root="true" ma:fieldsID="3b589c657c020184d2a8d81b920a41cf" ns2:_="" ns3:_="">
     <xsd:import namespace="40e358bb-7da9-47a1-a3fe-3789a503302b"/>
@@ -5335,7 +5363,7 @@
 </ct:contentTypeSchema>
 </file>
 
-<file path=customXml/item2.xml><?xml version="1.0" encoding="utf-8"?>
+<file path=customXml/item4.xml><?xml version="1.0" encoding="utf-8"?>
 <?mso-contentType ?>
 <FormTemplates xmlns="http://schemas.microsoft.com/sharepoint/v3/contenttype/forms">
   <Display>DocumentLibraryForm</Display>
@@ -5344,17 +5372,24 @@
 </FormTemplates>
 </file>
 
-<file path=customXml/item3.xml><?xml version="1.0" encoding="utf-8"?>
-<b:Sources xmlns:b="http://schemas.openxmlformats.org/officeDocument/2006/bibliography" xmlns="http://schemas.openxmlformats.org/officeDocument/2006/bibliography" SelectedStyle="\APASixthEditionOfficeOnline.xsl" StyleName="APA" Version="6"/>
+<file path=customXml/itemProps1.xml><?xml version="1.0" encoding="utf-8"?>
+<ds:datastoreItem xmlns:ds="http://schemas.openxmlformats.org/officeDocument/2006/customXml" ds:itemID="{682624CC-0428-4C2E-9587-431A3FCA7AB2}">
+  <ds:schemaRefs>
+    <ds:schemaRef ds:uri="http://schemas.openxmlformats.org/officeDocument/2006/bibliography"/>
+  </ds:schemaRefs>
+</ds:datastoreItem>
 </file>
 
-<file path=customXml/item4.xml><?xml version="1.0" encoding="utf-8"?>
-<p:properties xmlns:p="http://schemas.microsoft.com/office/2006/metadata/properties" xmlns:xsi="http://www.w3.org/2001/XMLSchema-instance" xmlns:pc="http://schemas.microsoft.com/office/infopath/2007/PartnerControls">
-  <documentManagement/>
-</p:properties>
+<file path=customXml/itemProps2.xml><?xml version="1.0" encoding="utf-8"?>
+<ds:datastoreItem xmlns:ds="http://schemas.openxmlformats.org/officeDocument/2006/customXml" ds:itemID="{A805E57F-5E18-47DA-A720-180778A9F404}">
+  <ds:schemaRefs>
+    <ds:schemaRef ds:uri="http://schemas.microsoft.com/office/2006/metadata/properties"/>
+    <ds:schemaRef ds:uri="http://schemas.microsoft.com/office/infopath/2007/PartnerControls"/>
+  </ds:schemaRefs>
+</ds:datastoreItem>
 </file>
 
-<file path=customXml/itemProps1.xml><?xml version="1.0" encoding="utf-8"?>
+<file path=customXml/itemProps3.xml><?xml version="1.0" encoding="utf-8"?>
 <ds:datastoreItem xmlns:ds="http://schemas.openxmlformats.org/officeDocument/2006/customXml" ds:itemID="{515AAC3D-FF62-4699-97BC-B9254953B640}">
   <ds:schemaRefs>
     <ds:schemaRef ds:uri="http://schemas.microsoft.com/office/2006/metadata/contentType"/>
@@ -5373,27 +5408,10 @@
 </ds:datastoreItem>
 </file>
 
-<file path=customXml/itemProps2.xml><?xml version="1.0" encoding="utf-8"?>
+<file path=customXml/itemProps4.xml><?xml version="1.0" encoding="utf-8"?>
 <ds:datastoreItem xmlns:ds="http://schemas.openxmlformats.org/officeDocument/2006/customXml" ds:itemID="{54FB76EF-96BB-4AD6-B133-E904729D3ABC}">
   <ds:schemaRefs>
     <ds:schemaRef ds:uri="http://schemas.microsoft.com/sharepoint/v3/contenttype/forms"/>
   </ds:schemaRefs>
 </ds:datastoreItem>
-</file>
-
-<file path=customXml/itemProps3.xml><?xml version="1.0" encoding="utf-8"?>
-<ds:datastoreItem xmlns:ds="http://schemas.openxmlformats.org/officeDocument/2006/customXml" ds:itemID="{682624CC-0428-4C2E-9587-431A3FCA7AB2}">
-  <ds:schemaRefs>
-    <ds:schemaRef ds:uri="http://schemas.openxmlformats.org/officeDocument/2006/bibliography"/>
-  </ds:schemaRefs>
-</ds:datastoreItem>
-</file>
-
-<file path=customXml/itemProps4.xml><?xml version="1.0" encoding="utf-8"?>
-<ds:datastoreItem xmlns:ds="http://schemas.openxmlformats.org/officeDocument/2006/customXml" ds:itemID="{A805E57F-5E18-47DA-A720-180778A9F404}">
-  <ds:schemaRefs>
-    <ds:schemaRef ds:uri="http://schemas.microsoft.com/office/2006/metadata/properties"/>
-    <ds:schemaRef ds:uri="http://schemas.microsoft.com/office/infopath/2007/PartnerControls"/>
-  </ds:schemaRefs>
-</ds:datastoreItem>
 </file>
--- a/models/PNRR/DNSH_26.docx
+++ b/models/PNRR/DNSH_26.docx
@@ -1333,12 +1333,8 @@
       </w:pPr>
     </w:p>
     <w:sectPr>
-      <w:headerReference w:type="even" r:id="rId11"/>
-      <w:headerReference w:type="default" r:id="rId12"/>
-      <w:footerReference w:type="even" r:id="rId13"/>
-      <w:footerReference w:type="default" r:id="rId14"/>
-      <w:headerReference w:type="first" r:id="rId15"/>
-      <w:footerReference w:type="first" r:id="rId16"/>
+      <w:headerReference w:type="default" r:id="rId11"/>
+      <w:footerReference w:type="default" r:id="rId12"/>
       <w:pgSz w:w="11910" w:h="16840"/>
       <w:pgMar w:top="1340" w:right="1020" w:bottom="700" w:left="1020" w:header="283" w:footer="1134" w:gutter="0"/>
       <w:pgNumType w:start="253"/>
@@ -1369,16 +1365,6 @@
 </file>
 
 <file path=word/footer1.xml><?xml version="1.0" encoding="utf-8"?>
-<w:ftr xmlns:wpc="http://schemas.microsoft.com/office/word/2010/wordprocessingCanvas" xmlns:cx="http://schemas.microsoft.com/office/drawing/2014/chartex" xmlns:cx1="http://schemas.microsoft.com/office/drawing/2015/9/8/chartex" xmlns:cx2="http://schemas.microsoft.com/office/drawing/2015/10/21/chartex" xmlns:cx3="http://schemas.microsoft.com/office/drawing/2016/5/9/chartex" xmlns:cx4="http://schemas.microsoft.com/office/drawing/2016/5/10/chartex" xmlns:cx5="http://schemas.microsoft.com/office/drawing/2016/5/11/chartex" xmlns:cx6="http://schemas.microsoft.com/office/drawing/2016/5/12/chartex" xmlns:cx7="http://schemas.microsoft.com/office/drawing/2016/5/13/chartex" xmlns:cx8="http://schemas.microsoft.com/office/drawing/2016/5/14/chartex" xmlns:mc="http://schemas.openxmlformats.org/markup-compatibility/2006" xmlns:aink="http://schemas.microsoft.com/office/drawing/2016/ink" xmlns:am3d="http://schemas.microsoft.com/office/drawing/2017/model3d" xmlns:o="urn:schemas-microsoft-com:office:office" xmlns:oel="http://schemas.microsoft.com/office/2019/extlst" xmlns:r="http://schemas.openxmlformats.org/officeDocument/2006/relationships" xmlns:m="http://schemas.openxmlformats.org/officeDocument/2006/math" xmlns:v="urn:schemas-microsoft-com:vml" xmlns:wp14="http://schemas.microsoft.com/office/word/2010/wordprocessingDrawing" xmlns:wp="http://schemas.openxmlformats.org/drawingml/2006/wordprocessingDrawing" xmlns:w10="urn:schemas-microsoft-com:office:word" xmlns:w="http://schemas.openxmlformats.org/wordprocessingml/2006/main" xmlns:w14="http://schemas.microsoft.com/office/word/2010/wordml" xmlns:w15="http://schemas.microsoft.com/office/word/2012/wordml" xmlns:w16cex="http://schemas.microsoft.com/office/word/2018/wordml/cex" xmlns:w16cid="http://schemas.microsoft.com/office/word/2016/wordml/cid" xmlns:w16="http://schemas.microsoft.com/office/word/2018/wordml" xmlns:w16sdtdh="http://schemas.microsoft.com/office/word/2020/wordml/sdtdatahash" xmlns:w16se="http://schemas.microsoft.com/office/word/2015/wordml/symex" xmlns:wpg="http://schemas.microsoft.com/office/word/2010/wordprocessingGroup" xmlns:wpi="http://schemas.microsoft.com/office/word/2010/wordprocessingInk" xmlns:wne="http://schemas.microsoft.com/office/word/2006/wordml" xmlns:wps="http://schemas.microsoft.com/office/word/2010/wordprocessingShape" mc:Ignorable="w14 w15 w16se w16cid w16 w16cex w16sdtdh wp14">
-  <w:p>
-    <w:pPr>
-      <w:pStyle w:val="Pidipagina"/>
-    </w:pPr>
-  </w:p>
-</w:ftr>
-</file>
-
-<file path=word/footer2.xml><?xml version="1.0" encoding="utf-8"?>
 <w:ftr xmlns:wpc="http://schemas.microsoft.com/office/word/2010/wordprocessingCanvas" xmlns:cx="http://schemas.microsoft.com/office/drawing/2014/chartex" xmlns:cx1="http://schemas.microsoft.com/office/drawing/2015/9/8/chartex" xmlns:cx2="http://schemas.microsoft.com/office/drawing/2015/10/21/chartex" xmlns:cx3="http://schemas.microsoft.com/office/drawing/2016/5/9/chartex" xmlns:cx4="http://schemas.microsoft.com/office/drawing/2016/5/10/chartex" xmlns:cx5="http://schemas.microsoft.com/office/drawing/2016/5/11/chartex" xmlns:cx6="http://schemas.microsoft.com/office/drawing/2016/5/12/chartex" xmlns:cx7="http://schemas.microsoft.com/office/drawing/2016/5/13/chartex" xmlns:cx8="http://schemas.microsoft.com/office/drawing/2016/5/14/chartex" xmlns:mc="http://schemas.openxmlformats.org/markup-compatibility/2006" xmlns:aink="http://schemas.microsoft.com/office/drawing/2016/ink" xmlns:am3d="http://schemas.microsoft.com/office/drawing/2017/model3d" xmlns:o="urn:schemas-microsoft-com:office:office" xmlns:oel="http://schemas.microsoft.com/office/2019/extlst" xmlns:r="http://schemas.openxmlformats.org/officeDocument/2006/relationships" xmlns:m="http://schemas.openxmlformats.org/officeDocument/2006/math" xmlns:v="urn:schemas-microsoft-com:vml" xmlns:wp14="http://schemas.microsoft.com/office/word/2010/wordprocessingDrawing" xmlns:wp="http://schemas.openxmlformats.org/drawingml/2006/wordprocessingDrawing" xmlns:w10="urn:schemas-microsoft-com:office:word" xmlns:w="http://schemas.openxmlformats.org/wordprocessingml/2006/main" xmlns:w14="http://schemas.microsoft.com/office/word/2010/wordml" xmlns:w15="http://schemas.microsoft.com/office/word/2012/wordml" xmlns:w16cex="http://schemas.microsoft.com/office/word/2018/wordml/cex" xmlns:w16cid="http://schemas.microsoft.com/office/word/2016/wordml/cid" xmlns:w16="http://schemas.microsoft.com/office/word/2018/wordml" xmlns:w16sdtdh="http://schemas.microsoft.com/office/word/2020/wordml/sdtdatahash" xmlns:w16se="http://schemas.microsoft.com/office/word/2015/wordml/symex" xmlns:wpg="http://schemas.microsoft.com/office/word/2010/wordprocessingGroup" xmlns:wpi="http://schemas.microsoft.com/office/word/2010/wordprocessingInk" xmlns:wne="http://schemas.microsoft.com/office/word/2006/wordml" xmlns:wps="http://schemas.microsoft.com/office/word/2010/wordprocessingShape" mc:Ignorable="w14 w15 w16se w16cid w16 w16cex w16sdtdh wp14">
   <w:tbl>
     <w:tblPr>
@@ -1769,16 +1755,6 @@
 </w:ftr>
 </file>
 
-<file path=word/footer3.xml><?xml version="1.0" encoding="utf-8"?>
-<w:ftr xmlns:wpc="http://schemas.microsoft.com/office/word/2010/wordprocessingCanvas" xmlns:cx="http://schemas.microsoft.com/office/drawing/2014/chartex" xmlns:cx1="http://schemas.microsoft.com/office/drawing/2015/9/8/chartex" xmlns:cx2="http://schemas.microsoft.com/office/drawing/2015/10/21/chartex" xmlns:cx3="http://schemas.microsoft.com/office/drawing/2016/5/9/chartex" xmlns:cx4="http://schemas.microsoft.com/office/drawing/2016/5/10/chartex" xmlns:cx5="http://schemas.microsoft.com/office/drawing/2016/5/11/chartex" xmlns:cx6="http://schemas.microsoft.com/office/drawing/2016/5/12/chartex" xmlns:cx7="http://schemas.microsoft.com/office/drawing/2016/5/13/chartex" xmlns:cx8="http://schemas.microsoft.com/office/drawing/2016/5/14/chartex" xmlns:mc="http://schemas.openxmlformats.org/markup-compatibility/2006" xmlns:aink="http://schemas.microsoft.com/office/drawing/2016/ink" xmlns:am3d="http://schemas.microsoft.com/office/drawing/2017/model3d" xmlns:o="urn:schemas-microsoft-com:office:office" xmlns:oel="http://schemas.microsoft.com/office/2019/extlst" xmlns:r="http://schemas.openxmlformats.org/officeDocument/2006/relationships" xmlns:m="http://schemas.openxmlformats.org/officeDocument/2006/math" xmlns:v="urn:schemas-microsoft-com:vml" xmlns:wp14="http://schemas.microsoft.com/office/word/2010/wordprocessingDrawing" xmlns:wp="http://schemas.openxmlformats.org/drawingml/2006/wordprocessingDrawing" xmlns:w10="urn:schemas-microsoft-com:office:word" xmlns:w="http://schemas.openxmlformats.org/wordprocessingml/2006/main" xmlns:w14="http://schemas.microsoft.com/office/word/2010/wordml" xmlns:w15="http://schemas.microsoft.com/office/word/2012/wordml" xmlns:w16cex="http://schemas.microsoft.com/office/word/2018/wordml/cex" xmlns:w16cid="http://schemas.microsoft.com/office/word/2016/wordml/cid" xmlns:w16="http://schemas.microsoft.com/office/word/2018/wordml" xmlns:w16sdtdh="http://schemas.microsoft.com/office/word/2020/wordml/sdtdatahash" xmlns:w16se="http://schemas.microsoft.com/office/word/2015/wordml/symex" xmlns:wpg="http://schemas.microsoft.com/office/word/2010/wordprocessingGroup" xmlns:wpi="http://schemas.microsoft.com/office/word/2010/wordprocessingInk" xmlns:wne="http://schemas.microsoft.com/office/word/2006/wordml" xmlns:wps="http://schemas.microsoft.com/office/word/2010/wordprocessingShape" mc:Ignorable="w14 w15 w16se w16cid w16 w16cex w16sdtdh wp14">
-  <w:p>
-    <w:pPr>
-      <w:pStyle w:val="Pidipagina"/>
-    </w:pPr>
-  </w:p>
-</w:ftr>
-</file>
-
 <file path=word/footnotes.xml><?xml version="1.0" encoding="utf-8"?>
 <w:footnotes xmlns:wpc="http://schemas.microsoft.com/office/word/2010/wordprocessingCanvas" xmlns:cx="http://schemas.microsoft.com/office/drawing/2014/chartex" xmlns:cx1="http://schemas.microsoft.com/office/drawing/2015/9/8/chartex" xmlns:cx2="http://schemas.microsoft.com/office/drawing/2015/10/21/chartex" xmlns:cx3="http://schemas.microsoft.com/office/drawing/2016/5/9/chartex" xmlns:cx4="http://schemas.microsoft.com/office/drawing/2016/5/10/chartex" xmlns:cx5="http://schemas.microsoft.com/office/drawing/2016/5/11/chartex" xmlns:cx6="http://schemas.microsoft.com/office/drawing/2016/5/12/chartex" xmlns:cx7="http://schemas.microsoft.com/office/drawing/2016/5/13/chartex" xmlns:cx8="http://schemas.microsoft.com/office/drawing/2016/5/14/chartex" xmlns:mc="http://schemas.openxmlformats.org/markup-compatibility/2006" xmlns:aink="http://schemas.microsoft.com/office/drawing/2016/ink" xmlns:am3d="http://schemas.microsoft.com/office/drawing/2017/model3d" xmlns:o="urn:schemas-microsoft-com:office:office" xmlns:oel="http://schemas.microsoft.com/office/2019/extlst" xmlns:r="http://schemas.openxmlformats.org/officeDocument/2006/relationships" xmlns:m="http://schemas.openxmlformats.org/officeDocument/2006/math" xmlns:v="urn:schemas-microsoft-com:vml" xmlns:wp14="http://schemas.microsoft.com/office/word/2010/wordprocessingDrawing" xmlns:wp="http://schemas.openxmlformats.org/drawingml/2006/wordprocessingDrawing" xmlns:w10="urn:schemas-microsoft-com:office:word" xmlns:w="http://schemas.openxmlformats.org/wordprocessingml/2006/main" xmlns:w14="http://schemas.microsoft.com/office/word/2010/wordml" xmlns:w15="http://schemas.microsoft.com/office/word/2012/wordml" xmlns:w16cex="http://schemas.microsoft.com/office/word/2018/wordml/cex" xmlns:w16cid="http://schemas.microsoft.com/office/word/2016/wordml/cid" xmlns:w16="http://schemas.microsoft.com/office/word/2018/wordml" xmlns:w16sdtdh="http://schemas.microsoft.com/office/word/2020/wordml/sdtdatahash" xmlns:w16se="http://schemas.microsoft.com/office/word/2015/wordml/symex" xmlns:wpg="http://schemas.microsoft.com/office/word/2010/wordprocessingGroup" xmlns:wpi="http://schemas.microsoft.com/office/word/2010/wordprocessingInk" xmlns:wne="http://schemas.microsoft.com/office/word/2006/wordml" xmlns:wps="http://schemas.microsoft.com/office/word/2010/wordprocessingShape" mc:Ignorable="w14 w15 w16se w16cid w16 w16cex w16sdtdh wp14">
   <w:footnote w:type="separator" w:id="-1">
@@ -2036,16 +2012,6 @@
   <w:p>
     <w:pPr>
       <w:pStyle w:val="Intestazione"/>
-    </w:pPr>
-  </w:p>
-</w:hdr>
-</file>
-
-<file path=word/header2.xml><?xml version="1.0" encoding="utf-8"?>
-<w:hdr xmlns:wpc="http://schemas.microsoft.com/office/word/2010/wordprocessingCanvas" xmlns:cx="http://schemas.microsoft.com/office/drawing/2014/chartex" xmlns:cx1="http://schemas.microsoft.com/office/drawing/2015/9/8/chartex" xmlns:cx2="http://schemas.microsoft.com/office/drawing/2015/10/21/chartex" xmlns:cx3="http://schemas.microsoft.com/office/drawing/2016/5/9/chartex" xmlns:cx4="http://schemas.microsoft.com/office/drawing/2016/5/10/chartex" xmlns:cx5="http://schemas.microsoft.com/office/drawing/2016/5/11/chartex" xmlns:cx6="http://schemas.microsoft.com/office/drawing/2016/5/12/chartex" xmlns:cx7="http://schemas.microsoft.com/office/drawing/2016/5/13/chartex" xmlns:cx8="http://schemas.microsoft.com/office/drawing/2016/5/14/chartex" xmlns:mc="http://schemas.openxmlformats.org/markup-compatibility/2006" xmlns:aink="http://schemas.microsoft.com/office/drawing/2016/ink" xmlns:am3d="http://schemas.microsoft.com/office/drawing/2017/model3d" xmlns:o="urn:schemas-microsoft-com:office:office" xmlns:oel="http://schemas.microsoft.com/office/2019/extlst" xmlns:r="http://schemas.openxmlformats.org/officeDocument/2006/relationships" xmlns:m="http://schemas.openxmlformats.org/officeDocument/2006/math" xmlns:v="urn:schemas-microsoft-com:vml" xmlns:wp14="http://schemas.microsoft.com/office/word/2010/wordprocessingDrawing" xmlns:wp="http://schemas.openxmlformats.org/drawingml/2006/wordprocessingDrawing" xmlns:w10="urn:schemas-microsoft-com:office:word" xmlns:w="http://schemas.openxmlformats.org/wordprocessingml/2006/main" xmlns:w14="http://schemas.microsoft.com/office/word/2010/wordml" xmlns:w15="http://schemas.microsoft.com/office/word/2012/wordml" xmlns:w16cex="http://schemas.microsoft.com/office/word/2018/wordml/cex" xmlns:w16cid="http://schemas.microsoft.com/office/word/2016/wordml/cid" xmlns:w16="http://schemas.microsoft.com/office/word/2018/wordml" xmlns:w16sdtdh="http://schemas.microsoft.com/office/word/2020/wordml/sdtdatahash" xmlns:w16se="http://schemas.microsoft.com/office/word/2015/wordml/symex" xmlns:wpg="http://schemas.microsoft.com/office/word/2010/wordprocessingGroup" xmlns:wpi="http://schemas.microsoft.com/office/word/2010/wordprocessingInk" xmlns:wne="http://schemas.microsoft.com/office/word/2006/wordml" xmlns:wps="http://schemas.microsoft.com/office/word/2010/wordprocessingShape" mc:Ignorable="w14 w15 w16se w16cid w16 w16cex w16sdtdh wp14">
-  <w:p>
-    <w:pPr>
-      <w:pStyle w:val="Intestazione"/>
       <w:tabs>
         <w:tab w:val="clear" w:pos="9638"/>
       </w:tabs>
@@ -2185,16 +2151,6 @@
       <w:rPr>
         <w:rFonts w:cstheme="minorHAnsi"/>
       </w:rPr>
-    </w:pPr>
-  </w:p>
-</w:hdr>
-</file>
-
-<file path=word/header3.xml><?xml version="1.0" encoding="utf-8"?>
-<w:hdr xmlns:wpc="http://schemas.microsoft.com/office/word/2010/wordprocessingCanvas" xmlns:cx="http://schemas.microsoft.com/office/drawing/2014/chartex" xmlns:cx1="http://schemas.microsoft.com/office/drawing/2015/9/8/chartex" xmlns:cx2="http://schemas.microsoft.com/office/drawing/2015/10/21/chartex" xmlns:cx3="http://schemas.microsoft.com/office/drawing/2016/5/9/chartex" xmlns:cx4="http://schemas.microsoft.com/office/drawing/2016/5/10/chartex" xmlns:cx5="http://schemas.microsoft.com/office/drawing/2016/5/11/chartex" xmlns:cx6="http://schemas.microsoft.com/office/drawing/2016/5/12/chartex" xmlns:cx7="http://schemas.microsoft.com/office/drawing/2016/5/13/chartex" xmlns:cx8="http://schemas.microsoft.com/office/drawing/2016/5/14/chartex" xmlns:mc="http://schemas.openxmlformats.org/markup-compatibility/2006" xmlns:aink="http://schemas.microsoft.com/office/drawing/2016/ink" xmlns:am3d="http://schemas.microsoft.com/office/drawing/2017/model3d" xmlns:o="urn:schemas-microsoft-com:office:office" xmlns:oel="http://schemas.microsoft.com/office/2019/extlst" xmlns:r="http://schemas.openxmlformats.org/officeDocument/2006/relationships" xmlns:m="http://schemas.openxmlformats.org/officeDocument/2006/math" xmlns:v="urn:schemas-microsoft-com:vml" xmlns:wp14="http://schemas.microsoft.com/office/word/2010/wordprocessingDrawing" xmlns:wp="http://schemas.openxmlformats.org/drawingml/2006/wordprocessingDrawing" xmlns:w10="urn:schemas-microsoft-com:office:word" xmlns:w="http://schemas.openxmlformats.org/wordprocessingml/2006/main" xmlns:w14="http://schemas.microsoft.com/office/word/2010/wordml" xmlns:w15="http://schemas.microsoft.com/office/word/2012/wordml" xmlns:w16cex="http://schemas.microsoft.com/office/word/2018/wordml/cex" xmlns:w16cid="http://schemas.microsoft.com/office/word/2016/wordml/cid" xmlns:w16="http://schemas.microsoft.com/office/word/2018/wordml" xmlns:w16sdtdh="http://schemas.microsoft.com/office/word/2020/wordml/sdtdatahash" xmlns:w16se="http://schemas.microsoft.com/office/word/2015/wordml/symex" xmlns:wpg="http://schemas.microsoft.com/office/word/2010/wordprocessingGroup" xmlns:wpi="http://schemas.microsoft.com/office/word/2010/wordprocessingInk" xmlns:wne="http://schemas.microsoft.com/office/word/2006/wordml" xmlns:wps="http://schemas.microsoft.com/office/word/2010/wordprocessingShape" mc:Ignorable="w14 w15 w16se w16cid w16 w16cex w16sdtdh wp14">
-  <w:p>
-    <w:pPr>
-      <w:pStyle w:val="Intestazione"/>
     </w:pPr>
   </w:p>
 </w:hdr>
@@ -5183,16 +5139,25 @@
 </file>
 
 <file path=customXml/item1.xml><?xml version="1.0" encoding="utf-8"?>
-<b:Sources xmlns:b="http://schemas.openxmlformats.org/officeDocument/2006/bibliography" xmlns="http://schemas.openxmlformats.org/officeDocument/2006/bibliography" SelectedStyle="\APASixthEditionOfficeOnline.xsl" StyleName="APA" Version="6"/>
-</file>
-
-<file path=customXml/item2.xml><?xml version="1.0" encoding="utf-8"?>
 <p:properties xmlns:p="http://schemas.microsoft.com/office/2006/metadata/properties" xmlns:xsi="http://www.w3.org/2001/XMLSchema-instance" xmlns:pc="http://schemas.microsoft.com/office/infopath/2007/PartnerControls">
   <documentManagement/>
 </p:properties>
 </file>
 
+<file path=customXml/item2.xml><?xml version="1.0" encoding="utf-8"?>
+<b:Sources xmlns:b="http://schemas.openxmlformats.org/officeDocument/2006/bibliography" xmlns="http://schemas.openxmlformats.org/officeDocument/2006/bibliography" SelectedStyle="\APASixthEditionOfficeOnline.xsl" StyleName="APA" Version="6"/>
+</file>
+
 <file path=customXml/item3.xml><?xml version="1.0" encoding="utf-8"?>
+<?mso-contentType ?>
+<FormTemplates xmlns="http://schemas.microsoft.com/sharepoint/v3/contenttype/forms">
+  <Display>DocumentLibraryForm</Display>
+  <Edit>DocumentLibraryForm</Edit>
+  <New>DocumentLibraryForm</New>
+</FormTemplates>
+</file>
+
+<file path=customXml/item4.xml><?xml version="1.0" encoding="utf-8"?>
 <ct:contentTypeSchema xmlns:ct="http://schemas.microsoft.com/office/2006/metadata/contentType" xmlns:ma="http://schemas.microsoft.com/office/2006/metadata/properties/metaAttributes" ct:_="" ma:_="" ma:contentTypeName="Documento" ma:contentTypeID="0x01010051834B6C37FF2845B0A4C56940BECE9B" ma:contentTypeVersion="5" ma:contentTypeDescription="Creare un nuovo documento." ma:contentTypeScope="" ma:versionID="effab9cc1f57b3177c50b32270be8a4a">
   <xsd:schema xmlns:xsd="http://www.w3.org/2001/XMLSchema" xmlns:xs="http://www.w3.org/2001/XMLSchema" xmlns:p="http://schemas.microsoft.com/office/2006/metadata/properties" xmlns:ns2="40e358bb-7da9-47a1-a3fe-3789a503302b" xmlns:ns3="eaa38b9f-64d0-4f79-9204-e3d55ae369ec" targetNamespace="http://schemas.microsoft.com/office/2006/metadata/properties" ma:root="true" ma:fieldsID="3b589c657c020184d2a8d81b920a41cf" ns2:_="" ns3:_="">
     <xsd:import namespace="40e358bb-7da9-47a1-a3fe-3789a503302b"/>
@@ -5363,24 +5328,7 @@
 </ct:contentTypeSchema>
 </file>
 
-<file path=customXml/item4.xml><?xml version="1.0" encoding="utf-8"?>
-<?mso-contentType ?>
-<FormTemplates xmlns="http://schemas.microsoft.com/sharepoint/v3/contenttype/forms">
-  <Display>DocumentLibraryForm</Display>
-  <Edit>DocumentLibraryForm</Edit>
-  <New>DocumentLibraryForm</New>
-</FormTemplates>
-</file>
-
 <file path=customXml/itemProps1.xml><?xml version="1.0" encoding="utf-8"?>
-<ds:datastoreItem xmlns:ds="http://schemas.openxmlformats.org/officeDocument/2006/customXml" ds:itemID="{682624CC-0428-4C2E-9587-431A3FCA7AB2}">
-  <ds:schemaRefs>
-    <ds:schemaRef ds:uri="http://schemas.openxmlformats.org/officeDocument/2006/bibliography"/>
-  </ds:schemaRefs>
-</ds:datastoreItem>
-</file>
-
-<file path=customXml/itemProps2.xml><?xml version="1.0" encoding="utf-8"?>
 <ds:datastoreItem xmlns:ds="http://schemas.openxmlformats.org/officeDocument/2006/customXml" ds:itemID="{A805E57F-5E18-47DA-A720-180778A9F404}">
   <ds:schemaRefs>
     <ds:schemaRef ds:uri="http://schemas.microsoft.com/office/2006/metadata/properties"/>
@@ -5389,7 +5337,23 @@
 </ds:datastoreItem>
 </file>
 
+<file path=customXml/itemProps2.xml><?xml version="1.0" encoding="utf-8"?>
+<ds:datastoreItem xmlns:ds="http://schemas.openxmlformats.org/officeDocument/2006/customXml" ds:itemID="{682624CC-0428-4C2E-9587-431A3FCA7AB2}">
+  <ds:schemaRefs>
+    <ds:schemaRef ds:uri="http://schemas.openxmlformats.org/officeDocument/2006/bibliography"/>
+  </ds:schemaRefs>
+</ds:datastoreItem>
+</file>
+
 <file path=customXml/itemProps3.xml><?xml version="1.0" encoding="utf-8"?>
+<ds:datastoreItem xmlns:ds="http://schemas.openxmlformats.org/officeDocument/2006/customXml" ds:itemID="{54FB76EF-96BB-4AD6-B133-E904729D3ABC}">
+  <ds:schemaRefs>
+    <ds:schemaRef ds:uri="http://schemas.microsoft.com/sharepoint/v3/contenttype/forms"/>
+  </ds:schemaRefs>
+</ds:datastoreItem>
+</file>
+
+<file path=customXml/itemProps4.xml><?xml version="1.0" encoding="utf-8"?>
 <ds:datastoreItem xmlns:ds="http://schemas.openxmlformats.org/officeDocument/2006/customXml" ds:itemID="{515AAC3D-FF62-4699-97BC-B9254953B640}">
   <ds:schemaRefs>
     <ds:schemaRef ds:uri="http://schemas.microsoft.com/office/2006/metadata/contentType"/>
@@ -5406,12 +5370,4 @@
     <ds:schemaRef ds:uri="http://schemas.microsoft.com/internal/obd"/>
   </ds:schemaRefs>
 </ds:datastoreItem>
-</file>
-
-<file path=customXml/itemProps4.xml><?xml version="1.0" encoding="utf-8"?>
-<ds:datastoreItem xmlns:ds="http://schemas.openxmlformats.org/officeDocument/2006/customXml" ds:itemID="{54FB76EF-96BB-4AD6-B133-E904729D3ABC}">
-  <ds:schemaRefs>
-    <ds:schemaRef ds:uri="http://schemas.microsoft.com/sharepoint/v3/contenttype/forms"/>
-  </ds:schemaRefs>
-</ds:datastoreItem>
 </file>